--- a/CHIK_MORBID/03_Output/tables/table_core3_standardised_risks.docx
+++ b/CHIK_MORBID/03_Output/tables/table_core3_standardised_risks.docx
@@ -1,77 +1,50 @@
 
 <file path=word/document.xml><?xml version="1.0" encoding="utf-8"?>
-<w:document xmlns:wpc="http://schemas.microsoft.com/office/word/2010/wordprocessingCanvas" xmlns:cx="http://schemas.microsoft.com/office/drawing/2014/chartex" xmlns:cx1="http://schemas.microsoft.com/office/drawing/2015/9/8/chartex" xmlns:cx2="http://schemas.microsoft.com/office/drawing/2015/10/21/chartex" xmlns:cx3="http://schemas.microsoft.com/office/drawing/2016/5/9/chartex" xmlns:cx4="http://schemas.microsoft.com/office/drawing/2016/5/10/chartex" xmlns:cx5="http://schemas.microsoft.com/office/drawing/2016/5/11/chartex" xmlns:cx6="http://schemas.microsoft.com/office/drawing/2016/5/12/chartex" xmlns:cx7="http://schemas.microsoft.com/office/drawing/2016/5/13/chartex" xmlns:cx8="http://schemas.microsoft.com/office/drawing/2016/5/14/chartex" xmlns:mc="http://schemas.openxmlformats.org/markup-compatibility/2006" xmlns:aink="http://schemas.microsoft.com/office/drawing/2016/ink" xmlns:am3d="http://schemas.microsoft.com/office/drawing/2017/model3d" xmlns:o="urn:schemas-microsoft-com:office:office" xmlns:oel="http://schemas.microsoft.com/office/2019/extlst" xmlns:r="http://schemas.openxmlformats.org/officeDocument/2006/relationships" xmlns:m="http://schemas.openxmlformats.org/officeDocument/2006/math" xmlns:v="urn:schemas-microsoft-com:vml" xmlns:wp14="http://schemas.microsoft.com/office/word/2010/wordprocessingDrawing" xmlns:wp="http://schemas.openxmlformats.org/drawingml/2006/wordprocessingDrawing" xmlns:w10="urn:schemas-microsoft-com:office:word" xmlns:w="http://schemas.openxmlformats.org/wordprocessingml/2006/main" xmlns:w14="http://schemas.microsoft.com/office/word/2010/wordml" xmlns:w15="http://schemas.microsoft.com/office/word/2012/wordml" xmlns:w16cex="http://schemas.microsoft.com/office/word/2018/wordml/cex" xmlns:w16cid="http://schemas.microsoft.com/office/word/2016/wordml/cid" xmlns:w16="http://schemas.microsoft.com/office/word/2018/wordml" xmlns:w16du="http://schemas.microsoft.com/office/word/2023/wordml/word16du" xmlns:w16sdtdh="http://schemas.microsoft.com/office/word/2020/wordml/sdtdatahash" xmlns:w16sdtfl="http://schemas.microsoft.com/office/word/2024/wordml/sdtformatlock" xmlns:w16se="http://schemas.microsoft.com/office/word/2015/wordml/symex" xmlns:wpg="http://schemas.microsoft.com/office/word/2010/wordprocessingGroup" xmlns:wpi="http://schemas.microsoft.com/office/word/2010/wordprocessingInk" xmlns:wne="http://schemas.microsoft.com/office/word/2006/wordml" xmlns:wps="http://schemas.microsoft.com/office/word/2010/wordprocessingShape" mc:Ignorable="w14 w15 w16se w16cid w16 w16cex w16sdtdh w16sdtfl w16du wp14">
+<w:document xmlns:wpc="http://schemas.microsoft.com/office/word/2010/wordprocessingCanvas" xmlns:cx="http://schemas.microsoft.com/office/drawing/2014/chartex" xmlns:cx1="http://schemas.microsoft.com/office/drawing/2015/9/8/chartex" xmlns:cx2="http://schemas.microsoft.com/office/drawing/2015/10/21/chartex" xmlns:cx3="http://schemas.microsoft.com/office/drawing/2016/5/9/chartex" xmlns:cx4="http://schemas.microsoft.com/office/drawing/2016/5/10/chartex" xmlns:cx5="http://schemas.microsoft.com/office/drawing/2016/5/11/chartex" xmlns:cx6="http://schemas.microsoft.com/office/drawing/2016/5/12/chartex" xmlns:cx7="http://schemas.microsoft.com/office/drawing/2016/5/13/chartex" xmlns:cx8="http://schemas.microsoft.com/office/drawing/2016/5/14/chartex" xmlns:mc="http://schemas.openxmlformats.org/markup-compatibility/2006" xmlns:aink="http://schemas.microsoft.com/office/drawing/2016/ink" xmlns:am3d="http://schemas.microsoft.com/office/drawing/2017/model3d" xmlns:o="urn:schemas-microsoft-com:office:office" xmlns:r="http://schemas.openxmlformats.org/officeDocument/2006/relationships" xmlns:m="http://schemas.openxmlformats.org/officeDocument/2006/math" xmlns:v="urn:schemas-microsoft-com:vml" xmlns:wp14="http://schemas.microsoft.com/office/word/2010/wordprocessingDrawing" xmlns:wp="http://schemas.openxmlformats.org/drawingml/2006/wordprocessingDrawing" xmlns:w10="urn:schemas-microsoft-com:office:word" xmlns:w="http://schemas.openxmlformats.org/wordprocessingml/2006/main" xmlns:w14="http://schemas.microsoft.com/office/word/2010/wordml" xmlns:w15="http://schemas.microsoft.com/office/word/2012/wordml" xmlns:w16cex="http://schemas.microsoft.com/office/word/2018/wordml/cex" xmlns:w16cid="http://schemas.microsoft.com/office/word/2016/wordml/cid" xmlns:w16="http://schemas.microsoft.com/office/word/2018/wordml" xmlns:w16se="http://schemas.microsoft.com/office/word/2015/wordml/symex" xmlns:wpg="http://schemas.microsoft.com/office/word/2010/wordprocessingGroup" xmlns:wpi="http://schemas.microsoft.com/office/word/2010/wordprocessingInk" xmlns:wne="http://schemas.microsoft.com/office/word/2006/wordml" xmlns:wps="http://schemas.microsoft.com/office/word/2010/wordprocessingShape" mc:Ignorable="w14 w15 w16se w16cid w16 w16cex wp14">
   <w:body>
     <w:p>
       <w:pPr>
+        <w:jc w:val="left"/>
         <w:pBdr>
+          <w:bottom w:val="none" w:sz="0" w:space="0" w:color="000000"/>
           <w:top w:val="none" w:sz="0" w:space="0" w:color="000000"/>
           <w:left w:val="none" w:sz="0" w:space="0" w:color="000000"/>
-          <w:bottom w:val="none" w:sz="0" w:space="0" w:color="000000"/>
           <w:right w:val="none" w:sz="0" w:space="0" w:color="000000"/>
         </w:pBdr>
+        <w:spacing w:after="0" w:before="0" w:line="240"/>
+        <w:ind w:left="0" w:right="0" w:firstLine="0" w:firstLineChars="0"/>
       </w:pPr>
       <w:r>
         <w:rPr>
-          <w:rFonts w:ascii="Arial" w:eastAsia="Arial" w:hAnsi="Arial" w:cs="Arial"/>
-          <w:color w:val="000000"/>
+          <w:rFonts w:ascii="Arial" w:hAnsi="Arial" w:eastAsia="Arial" w:cs="Arial"/>
+          <w:i w:val="false"/>
+          <w:b w:val="false"/>
+          <w:u w:val="none"/>
+          <w:strike w:val="false"/>
           <w:sz w:val="20"/>
           <w:szCs w:val="20"/>
+          <w:color w:val="000000"/>
         </w:rPr>
-        <w:t xml:space="preserve">Table X. </w:t>
-      </w:r>
-      <w:proofErr w:type="spellStart"/>
-      <w:r>
-        <w:rPr>
-          <w:rFonts w:ascii="Arial" w:eastAsia="Arial" w:hAnsi="Arial" w:cs="Arial"/>
-          <w:color w:val="000000"/>
-          <w:sz w:val="20"/>
-          <w:szCs w:val="20"/>
-        </w:rPr>
-        <w:t>Standardised</w:t>
-      </w:r>
-      <w:proofErr w:type="spellEnd"/>
-      <w:r>
-        <w:rPr>
-          <w:rFonts w:ascii="Arial" w:eastAsia="Arial" w:hAnsi="Arial" w:cs="Arial"/>
-          <w:color w:val="000000"/>
-          <w:sz w:val="20"/>
-          <w:szCs w:val="20"/>
-        </w:rPr>
-        <w:t xml:space="preserve"> risks of </w:t>
-      </w:r>
-      <w:proofErr w:type="spellStart"/>
-      <w:r>
-        <w:rPr>
-          <w:rFonts w:ascii="Arial" w:eastAsia="Arial" w:hAnsi="Arial" w:cs="Arial"/>
-          <w:color w:val="000000"/>
-          <w:sz w:val="20"/>
-          <w:szCs w:val="20"/>
-        </w:rPr>
-        <w:t>hospitalisation</w:t>
-      </w:r>
-      <w:proofErr w:type="spellEnd"/>
-      <w:r>
-        <w:rPr>
-          <w:rFonts w:ascii="Arial" w:eastAsia="Arial" w:hAnsi="Arial" w:cs="Arial"/>
-          <w:color w:val="000000"/>
-          <w:sz w:val="20"/>
-          <w:szCs w:val="20"/>
-        </w:rPr>
-        <w:t xml:space="preserve"> and death from chikungunya by core underlying condition</w:t>
+        <w:t xml:space="preserve">Table X. Standardised risks of hospitalisation and death from chikungunya by core underlying condition</w:t>
       </w:r>
     </w:p>
-    <w:p/>
-    <w:tbl>
+    <w:p>
+      <w:pPr>
+        <w:pStyle w:val="Normal"/>
+      </w:pPr>
+      <w:r>
+        <w:t xml:space="preserve"/>
+      </w:r>
+    </w:p>
+    <w:tbl xmlns:a="http://schemas.openxmlformats.org/drawingml/2006/main" xmlns:pic="http://schemas.openxmlformats.org/drawingml/2006/picture">
       <w:tblPr>
-        <w:tblW w:w="0" w:type="auto"/>
+        <w:tblLayout w:type="fixed"/>
         <w:jc w:val="center"/>
-        <w:tblLayout w:type="fixed"/>
-        <w:tblLook w:val="0420" w:firstRow="1" w:lastRow="0" w:firstColumn="0" w:lastColumn="0" w:noHBand="0" w:noVBand="1"/>
+        <w:tblLook w:firstRow="1" w:lastRow="0" w:firstColumn="0" w:lastColumn="0" w:noHBand="0" w:noVBand="1"/>
       </w:tblPr>
       <w:tblGrid>
-        <w:gridCol w:w="1620"/>
-        <w:gridCol w:w="1476"/>
+        <w:gridCol w:w="1296"/>
+        <w:gridCol w:w="1800"/>
         <w:gridCol w:w="2016"/>
         <w:gridCol w:w="2016"/>
         <w:gridCol w:w="2376"/>
@@ -79,284 +52,329 @@
       <w:tr>
         <w:trPr>
           <w:cantSplit/>
+          <w:trHeight w:val="605" w:hRule="auto"/>
           <w:tblHeader/>
-          <w:jc w:val="center"/>
         </w:trPr>
+        header1
         <w:tc>
           <w:tcPr>
-            <w:tcW w:w="1620" w:type="dxa"/>
             <w:tcBorders>
+              <w:bottom w:val="single" w:sz="8" w:space="0" w:color="7E8A90"/>
               <w:top w:val="single" w:sz="8" w:space="0" w:color="7E8A90"/>
               <w:left w:val="none" w:sz="0" w:space="0" w:color="000000"/>
-              <w:bottom w:val="single" w:sz="8" w:space="0" w:color="7E8A90"/>
               <w:right w:val="none" w:sz="0" w:space="0" w:color="000000"/>
             </w:tcBorders>
             <w:shd w:val="clear" w:color="auto" w:fill="EEF1F3"/>
             <w:tcMar>
               <w:top w:w="0" w:type="dxa"/>
+              <w:bottom w:w="0" w:type="dxa"/>
               <w:left w:w="0" w:type="dxa"/>
-              <w:bottom w:w="0" w:type="dxa"/>
               <w:right w:w="0" w:type="dxa"/>
             </w:tcMar>
             <w:vAlign w:val="center"/>
           </w:tcPr>
           <w:p>
             <w:pPr>
+              <w:jc w:val="center"/>
               <w:pBdr>
+                <w:bottom w:val="none" w:sz="0" w:space="0" w:color="000000"/>
                 <w:top w:val="none" w:sz="0" w:space="0" w:color="000000"/>
                 <w:left w:val="none" w:sz="0" w:space="0" w:color="000000"/>
-                <w:bottom w:val="none" w:sz="0" w:space="0" w:color="000000"/>
                 <w:right w:val="none" w:sz="0" w:space="0" w:color="000000"/>
               </w:pBdr>
-              <w:spacing w:before="80" w:after="80"/>
-              <w:ind w:left="100" w:right="100"/>
-              <w:jc w:val="center"/>
-              <w:rPr>
-                <w:rFonts w:ascii="Arial" w:eastAsia="Arial" w:hAnsi="Arial" w:cs="Arial"/>
-                <w:b/>
-                <w:color w:val="263238"/>
+              <w:spacing w:after="80" w:before="80" w:line="240"/>
+              <w:ind w:left="100" w:right="100" w:firstLine="0" w:firstLineChars="0"/>
+              <w:rPr>
+                <w:rFonts w:ascii="Arial" w:hAnsi="Arial" w:eastAsia="Arial" w:cs="Arial"/>
+                <w:i w:val="false"/>
+                <w:b w:val="true"/>
+                <w:u w:val="none"/>
+                <w:strike w:val="false"/>
                 <w:sz w:val="17"/>
                 <w:szCs w:val="17"/>
+                <w:color w:val="263238"/>
               </w:rPr>
             </w:pPr>
             <w:r>
               <w:rPr>
-                <w:rFonts w:ascii="Arial" w:eastAsia="Arial" w:hAnsi="Arial" w:cs="Arial"/>
-                <w:b/>
-                <w:color w:val="263238"/>
+                <w:rFonts w:ascii="Arial" w:hAnsi="Arial" w:eastAsia="Arial" w:cs="Arial"/>
+                <w:i w:val="false"/>
+                <w:b w:val="true"/>
+                <w:u w:val="none"/>
+                <w:strike w:val="false"/>
                 <w:sz w:val="17"/>
                 <w:szCs w:val="17"/>
-              </w:rPr>
-              <w:t>Outcome</w:t>
+                <w:color w:val="263238"/>
+              </w:rPr>
+              <w:t xml:space="preserve">Outcome</w:t>
             </w:r>
           </w:p>
         </w:tc>
         <w:tc>
           <w:tcPr>
-            <w:tcW w:w="1476" w:type="dxa"/>
             <w:tcBorders>
+              <w:bottom w:val="single" w:sz="8" w:space="0" w:color="7E8A90"/>
               <w:top w:val="single" w:sz="8" w:space="0" w:color="7E8A90"/>
               <w:left w:val="none" w:sz="0" w:space="0" w:color="000000"/>
-              <w:bottom w:val="single" w:sz="8" w:space="0" w:color="7E8A90"/>
               <w:right w:val="none" w:sz="0" w:space="0" w:color="000000"/>
             </w:tcBorders>
             <w:shd w:val="clear" w:color="auto" w:fill="EEF1F3"/>
             <w:tcMar>
               <w:top w:w="0" w:type="dxa"/>
+              <w:bottom w:w="0" w:type="dxa"/>
               <w:left w:w="0" w:type="dxa"/>
-              <w:bottom w:w="0" w:type="dxa"/>
               <w:right w:w="0" w:type="dxa"/>
             </w:tcMar>
             <w:vAlign w:val="center"/>
           </w:tcPr>
           <w:p>
             <w:pPr>
+              <w:jc w:val="left"/>
               <w:pBdr>
+                <w:bottom w:val="none" w:sz="0" w:space="0" w:color="000000"/>
                 <w:top w:val="none" w:sz="0" w:space="0" w:color="000000"/>
                 <w:left w:val="none" w:sz="0" w:space="0" w:color="000000"/>
-                <w:bottom w:val="none" w:sz="0" w:space="0" w:color="000000"/>
                 <w:right w:val="none" w:sz="0" w:space="0" w:color="000000"/>
               </w:pBdr>
-              <w:spacing w:before="80" w:after="80"/>
-              <w:ind w:left="100" w:right="100"/>
-              <w:rPr>
-                <w:rFonts w:ascii="Arial" w:eastAsia="Arial" w:hAnsi="Arial" w:cs="Arial"/>
-                <w:b/>
-                <w:color w:val="263238"/>
+              <w:spacing w:after="80" w:before="80" w:line="240"/>
+              <w:ind w:left="100" w:right="100" w:firstLine="0" w:firstLineChars="0"/>
+              <w:rPr>
+                <w:rFonts w:ascii="Arial" w:hAnsi="Arial" w:eastAsia="Arial" w:cs="Arial"/>
+                <w:i w:val="false"/>
+                <w:b w:val="true"/>
+                <w:u w:val="none"/>
+                <w:strike w:val="false"/>
                 <w:sz w:val="17"/>
                 <w:szCs w:val="17"/>
+                <w:color w:val="263238"/>
               </w:rPr>
             </w:pPr>
             <w:r>
               <w:rPr>
-                <w:rFonts w:ascii="Arial" w:eastAsia="Arial" w:hAnsi="Arial" w:cs="Arial"/>
-                <w:b/>
-                <w:color w:val="263238"/>
+                <w:rFonts w:ascii="Arial" w:hAnsi="Arial" w:eastAsia="Arial" w:cs="Arial"/>
+                <w:i w:val="false"/>
+                <w:b w:val="true"/>
+                <w:u w:val="none"/>
+                <w:strike w:val="false"/>
                 <w:sz w:val="17"/>
                 <w:szCs w:val="17"/>
-              </w:rPr>
-              <w:t>Condition</w:t>
+                <w:color w:val="263238"/>
+              </w:rPr>
+              <w:t xml:space="preserve">Condition</w:t>
             </w:r>
           </w:p>
         </w:tc>
         <w:tc>
           <w:tcPr>
-            <w:tcW w:w="2016" w:type="dxa"/>
             <w:tcBorders>
+              <w:bottom w:val="single" w:sz="8" w:space="0" w:color="7E8A90"/>
               <w:top w:val="single" w:sz="8" w:space="0" w:color="7E8A90"/>
               <w:left w:val="none" w:sz="0" w:space="0" w:color="000000"/>
-              <w:bottom w:val="single" w:sz="8" w:space="0" w:color="7E8A90"/>
               <w:right w:val="none" w:sz="0" w:space="0" w:color="000000"/>
             </w:tcBorders>
             <w:shd w:val="clear" w:color="auto" w:fill="EEF1F3"/>
             <w:tcMar>
               <w:top w:w="0" w:type="dxa"/>
+              <w:bottom w:w="0" w:type="dxa"/>
               <w:left w:w="0" w:type="dxa"/>
-              <w:bottom w:w="0" w:type="dxa"/>
               <w:right w:w="0" w:type="dxa"/>
             </w:tcMar>
             <w:vAlign w:val="center"/>
           </w:tcPr>
           <w:p>
             <w:pPr>
+              <w:jc w:val="center"/>
               <w:pBdr>
+                <w:bottom w:val="none" w:sz="0" w:space="0" w:color="000000"/>
                 <w:top w:val="none" w:sz="0" w:space="0" w:color="000000"/>
                 <w:left w:val="none" w:sz="0" w:space="0" w:color="000000"/>
-                <w:bottom w:val="none" w:sz="0" w:space="0" w:color="000000"/>
                 <w:right w:val="none" w:sz="0" w:space="0" w:color="000000"/>
               </w:pBdr>
-              <w:spacing w:before="80" w:after="80"/>
-              <w:ind w:left="100" w:right="100"/>
-              <w:jc w:val="center"/>
-              <w:rPr>
-                <w:rFonts w:ascii="Arial" w:eastAsia="Arial" w:hAnsi="Arial" w:cs="Arial"/>
-                <w:b/>
-                <w:color w:val="263238"/>
+              <w:spacing w:after="80" w:before="80" w:line="240"/>
+              <w:ind w:left="100" w:right="100" w:firstLine="0" w:firstLineChars="0"/>
+              <w:rPr>
+                <w:rFonts w:ascii="Arial" w:hAnsi="Arial" w:eastAsia="Arial" w:cs="Arial"/>
+                <w:i w:val="false"/>
+                <w:b w:val="true"/>
+                <w:u w:val="none"/>
+                <w:strike w:val="false"/>
                 <w:sz w:val="17"/>
                 <w:szCs w:val="17"/>
+                <w:color w:val="263238"/>
               </w:rPr>
             </w:pPr>
             <w:r>
               <w:rPr>
-                <w:rFonts w:ascii="Arial" w:eastAsia="Arial" w:hAnsi="Arial" w:cs="Arial"/>
-                <w:b/>
-                <w:color w:val="263238"/>
+                <w:rFonts w:ascii="Arial" w:hAnsi="Arial" w:eastAsia="Arial" w:cs="Arial"/>
+                <w:i w:val="false"/>
+                <w:b w:val="true"/>
+                <w:u w:val="none"/>
+                <w:strike w:val="false"/>
                 <w:sz w:val="17"/>
                 <w:szCs w:val="17"/>
-              </w:rPr>
-              <w:t>Risk if absent, %</w:t>
+                <w:color w:val="263238"/>
+              </w:rPr>
+              <w:t xml:space="preserve">Risk if absent, %</w:t>
             </w:r>
             <w:r>
               <w:rPr>
-                <w:rFonts w:ascii="Arial" w:eastAsia="Arial" w:hAnsi="Arial" w:cs="Arial"/>
-                <w:b/>
-                <w:color w:val="263238"/>
+                <w:rFonts w:ascii="Arial" w:hAnsi="Arial" w:eastAsia="Arial" w:cs="Arial"/>
+                <w:i w:val="false"/>
+                <w:b w:val="true"/>
+                <w:u w:val="none"/>
+                <w:strike w:val="false"/>
                 <w:sz w:val="17"/>
                 <w:szCs w:val="17"/>
+                <w:color w:val="263238"/>
               </w:rPr>
               <w:br/>
-              <w:t>(95% CI)</w:t>
+            </w:r>
+            <w:r>
+              <w:rPr>
+                <w:rFonts w:ascii="Arial" w:hAnsi="Arial" w:eastAsia="Arial" w:cs="Arial"/>
+                <w:i w:val="false"/>
+                <w:b w:val="true"/>
+                <w:u w:val="none"/>
+                <w:strike w:val="false"/>
+                <w:sz w:val="17"/>
+                <w:szCs w:val="17"/>
+                <w:color w:val="263238"/>
+              </w:rPr>
+              <w:t xml:space="preserve">(95% CI)</w:t>
             </w:r>
           </w:p>
         </w:tc>
         <w:tc>
           <w:tcPr>
-            <w:tcW w:w="2016" w:type="dxa"/>
             <w:tcBorders>
+              <w:bottom w:val="single" w:sz="8" w:space="0" w:color="7E8A90"/>
               <w:top w:val="single" w:sz="8" w:space="0" w:color="7E8A90"/>
               <w:left w:val="none" w:sz="0" w:space="0" w:color="000000"/>
-              <w:bottom w:val="single" w:sz="8" w:space="0" w:color="7E8A90"/>
               <w:right w:val="none" w:sz="0" w:space="0" w:color="000000"/>
             </w:tcBorders>
             <w:shd w:val="clear" w:color="auto" w:fill="EEF1F3"/>
             <w:tcMar>
               <w:top w:w="0" w:type="dxa"/>
+              <w:bottom w:w="0" w:type="dxa"/>
               <w:left w:w="0" w:type="dxa"/>
-              <w:bottom w:w="0" w:type="dxa"/>
               <w:right w:w="0" w:type="dxa"/>
             </w:tcMar>
             <w:vAlign w:val="center"/>
           </w:tcPr>
           <w:p>
             <w:pPr>
+              <w:jc w:val="center"/>
               <w:pBdr>
+                <w:bottom w:val="none" w:sz="0" w:space="0" w:color="000000"/>
                 <w:top w:val="none" w:sz="0" w:space="0" w:color="000000"/>
                 <w:left w:val="none" w:sz="0" w:space="0" w:color="000000"/>
-                <w:bottom w:val="none" w:sz="0" w:space="0" w:color="000000"/>
                 <w:right w:val="none" w:sz="0" w:space="0" w:color="000000"/>
               </w:pBdr>
-              <w:spacing w:before="80" w:after="80"/>
-              <w:ind w:left="100" w:right="100"/>
-              <w:jc w:val="center"/>
-              <w:rPr>
-                <w:rFonts w:ascii="Arial" w:eastAsia="Arial" w:hAnsi="Arial" w:cs="Arial"/>
-                <w:b/>
-                <w:color w:val="263238"/>
+              <w:spacing w:after="80" w:before="80" w:line="240"/>
+              <w:ind w:left="100" w:right="100" w:firstLine="0" w:firstLineChars="0"/>
+              <w:rPr>
+                <w:rFonts w:ascii="Arial" w:hAnsi="Arial" w:eastAsia="Arial" w:cs="Arial"/>
+                <w:i w:val="false"/>
+                <w:b w:val="true"/>
+                <w:u w:val="none"/>
+                <w:strike w:val="false"/>
                 <w:sz w:val="17"/>
                 <w:szCs w:val="17"/>
+                <w:color w:val="263238"/>
               </w:rPr>
             </w:pPr>
             <w:r>
               <w:rPr>
-                <w:rFonts w:ascii="Arial" w:eastAsia="Arial" w:hAnsi="Arial" w:cs="Arial"/>
-                <w:b/>
-                <w:color w:val="263238"/>
+                <w:rFonts w:ascii="Arial" w:hAnsi="Arial" w:eastAsia="Arial" w:cs="Arial"/>
+                <w:i w:val="false"/>
+                <w:b w:val="true"/>
+                <w:u w:val="none"/>
+                <w:strike w:val="false"/>
                 <w:sz w:val="17"/>
                 <w:szCs w:val="17"/>
-              </w:rPr>
-              <w:t>Risk if present, %</w:t>
+                <w:color w:val="263238"/>
+              </w:rPr>
+              <w:t xml:space="preserve">Risk if present, %</w:t>
             </w:r>
             <w:r>
               <w:rPr>
-                <w:rFonts w:ascii="Arial" w:eastAsia="Arial" w:hAnsi="Arial" w:cs="Arial"/>
-                <w:b/>
-                <w:color w:val="263238"/>
+                <w:rFonts w:ascii="Arial" w:hAnsi="Arial" w:eastAsia="Arial" w:cs="Arial"/>
+                <w:i w:val="false"/>
+                <w:b w:val="true"/>
+                <w:u w:val="none"/>
+                <w:strike w:val="false"/>
                 <w:sz w:val="17"/>
                 <w:szCs w:val="17"/>
+                <w:color w:val="263238"/>
               </w:rPr>
               <w:br/>
-              <w:t>(95% CI)</w:t>
+            </w:r>
+            <w:r>
+              <w:rPr>
+                <w:rFonts w:ascii="Arial" w:hAnsi="Arial" w:eastAsia="Arial" w:cs="Arial"/>
+                <w:i w:val="false"/>
+                <w:b w:val="true"/>
+                <w:u w:val="none"/>
+                <w:strike w:val="false"/>
+                <w:sz w:val="17"/>
+                <w:szCs w:val="17"/>
+                <w:color w:val="263238"/>
+              </w:rPr>
+              <w:t xml:space="preserve">(95% CI)</w:t>
             </w:r>
           </w:p>
         </w:tc>
         <w:tc>
           <w:tcPr>
-            <w:tcW w:w="2376" w:type="dxa"/>
             <w:tcBorders>
+              <w:bottom w:val="single" w:sz="8" w:space="0" w:color="7E8A90"/>
               <w:top w:val="single" w:sz="8" w:space="0" w:color="7E8A90"/>
               <w:left w:val="none" w:sz="0" w:space="0" w:color="000000"/>
-              <w:bottom w:val="single" w:sz="8" w:space="0" w:color="7E8A90"/>
               <w:right w:val="none" w:sz="0" w:space="0" w:color="000000"/>
             </w:tcBorders>
             <w:shd w:val="clear" w:color="auto" w:fill="EEF1F3"/>
             <w:tcMar>
               <w:top w:w="0" w:type="dxa"/>
+              <w:bottom w:w="0" w:type="dxa"/>
               <w:left w:w="0" w:type="dxa"/>
-              <w:bottom w:w="0" w:type="dxa"/>
               <w:right w:w="0" w:type="dxa"/>
             </w:tcMar>
             <w:vAlign w:val="center"/>
           </w:tcPr>
           <w:p>
             <w:pPr>
+              <w:jc w:val="center"/>
               <w:pBdr>
+                <w:bottom w:val="none" w:sz="0" w:space="0" w:color="000000"/>
                 <w:top w:val="none" w:sz="0" w:space="0" w:color="000000"/>
                 <w:left w:val="none" w:sz="0" w:space="0" w:color="000000"/>
-                <w:bottom w:val="none" w:sz="0" w:space="0" w:color="000000"/>
                 <w:right w:val="none" w:sz="0" w:space="0" w:color="000000"/>
               </w:pBdr>
-              <w:spacing w:before="80" w:after="80"/>
-              <w:ind w:left="100" w:right="100"/>
-              <w:jc w:val="center"/>
-              <w:rPr>
-                <w:rFonts w:ascii="Arial" w:eastAsia="Arial" w:hAnsi="Arial" w:cs="Arial"/>
-                <w:b/>
-                <w:color w:val="263238"/>
+              <w:spacing w:after="80" w:before="80" w:line="240"/>
+              <w:ind w:left="100" w:right="100" w:firstLine="0" w:firstLineChars="0"/>
+              <w:rPr>
+                <w:rFonts w:ascii="Arial" w:hAnsi="Arial" w:eastAsia="Arial" w:cs="Arial"/>
+                <w:i w:val="false"/>
+                <w:b w:val="true"/>
+                <w:u w:val="none"/>
+                <w:strike w:val="false"/>
                 <w:sz w:val="17"/>
                 <w:szCs w:val="17"/>
+                <w:color w:val="263238"/>
               </w:rPr>
             </w:pPr>
-            <w:proofErr w:type="spellStart"/>
             <w:r>
               <w:rPr>
-                <w:rFonts w:ascii="Arial" w:eastAsia="Arial" w:hAnsi="Arial" w:cs="Arial"/>
-                <w:b/>
-                <w:color w:val="263238"/>
+                <w:rFonts w:ascii="Arial" w:hAnsi="Arial" w:eastAsia="Arial" w:cs="Arial"/>
+                <w:i w:val="false"/>
+                <w:b w:val="true"/>
+                <w:u w:val="none"/>
+                <w:strike w:val="false"/>
                 <w:sz w:val="17"/>
                 <w:szCs w:val="17"/>
-              </w:rPr>
-              <w:t>Standardised</w:t>
-            </w:r>
-            <w:proofErr w:type="spellEnd"/>
-            <w:r>
-              <w:rPr>
-                <w:rFonts w:ascii="Arial" w:eastAsia="Arial" w:hAnsi="Arial" w:cs="Arial"/>
-                <w:b/>
-                <w:color w:val="263238"/>
-                <w:sz w:val="17"/>
-                <w:szCs w:val="17"/>
-              </w:rPr>
-              <w:t xml:space="preserve"> RR (95% CI)</w:t>
+                <w:color w:val="263238"/>
+              </w:rPr>
+              <w:t xml:space="preserve">Standardised RR (95% CI)</w:t>
             </w:r>
           </w:p>
         </w:tc>
@@ -364,246 +382,277 @@
       <w:tr>
         <w:trPr>
           <w:cantSplit/>
-          <w:jc w:val="center"/>
+          <w:trHeight w:val="490" w:hRule="auto"/>
         </w:trPr>
+        body1
         <w:tc>
           <w:tcPr>
-            <w:tcW w:w="1620" w:type="dxa"/>
             <w:vMerge w:val="restart"/>
             <w:tcBorders>
+              <w:bottom w:val="single" w:sz="5" w:space="0" w:color="C9D1D5"/>
               <w:top w:val="single" w:sz="8" w:space="0" w:color="7E8A90"/>
               <w:left w:val="none" w:sz="0" w:space="0" w:color="000000"/>
-              <w:bottom w:val="single" w:sz="5" w:space="0" w:color="C9D1D5"/>
               <w:right w:val="none" w:sz="0" w:space="0" w:color="000000"/>
             </w:tcBorders>
             <w:shd w:val="clear" w:color="auto" w:fill="FFFFFF"/>
             <w:tcMar>
               <w:top w:w="0" w:type="dxa"/>
+              <w:bottom w:w="0" w:type="dxa"/>
               <w:left w:w="0" w:type="dxa"/>
-              <w:bottom w:w="0" w:type="dxa"/>
               <w:right w:w="0" w:type="dxa"/>
             </w:tcMar>
             <w:vAlign w:val="center"/>
           </w:tcPr>
           <w:p>
             <w:pPr>
+              <w:jc w:val="center"/>
               <w:pBdr>
+                <w:bottom w:val="none" w:sz="0" w:space="0" w:color="000000"/>
                 <w:top w:val="none" w:sz="0" w:space="0" w:color="000000"/>
                 <w:left w:val="none" w:sz="0" w:space="0" w:color="000000"/>
-                <w:bottom w:val="none" w:sz="0" w:space="0" w:color="000000"/>
                 <w:right w:val="none" w:sz="0" w:space="0" w:color="000000"/>
               </w:pBdr>
-              <w:spacing w:before="80" w:after="80"/>
-              <w:ind w:left="100" w:right="100"/>
-              <w:jc w:val="center"/>
-              <w:rPr>
-                <w:rFonts w:ascii="Arial" w:eastAsia="Arial" w:hAnsi="Arial" w:cs="Arial"/>
-                <w:b/>
-                <w:color w:val="263238"/>
-                <w:sz w:val="16"/>
-                <w:szCs w:val="16"/>
+              <w:spacing w:after="80" w:before="80" w:line="240"/>
+              <w:ind w:left="100" w:right="100" w:firstLine="0" w:firstLineChars="0"/>
+              <w:rPr>
+                <w:rFonts w:ascii="Arial" w:hAnsi="Arial" w:eastAsia="Arial" w:cs="Arial"/>
+                <w:i w:val="false"/>
+                <w:b w:val="true"/>
+                <w:u w:val="none"/>
+                <w:strike w:val="false"/>
+                <w:sz w:val="16"/>
+                <w:szCs w:val="16"/>
+                <w:color w:val="263238"/>
               </w:rPr>
             </w:pPr>
-            <w:proofErr w:type="spellStart"/>
             <w:r>
               <w:rPr>
-                <w:rFonts w:ascii="Arial" w:eastAsia="Arial" w:hAnsi="Arial" w:cs="Arial"/>
-                <w:b/>
-                <w:color w:val="263238"/>
-                <w:sz w:val="16"/>
-                <w:szCs w:val="16"/>
-              </w:rPr>
-              <w:t>Hospitalisation</w:t>
+                <w:rFonts w:ascii="Arial" w:hAnsi="Arial" w:eastAsia="Arial" w:cs="Arial"/>
+                <w:i w:val="false"/>
+                <w:b w:val="true"/>
+                <w:u w:val="none"/>
+                <w:strike w:val="false"/>
+                <w:sz w:val="16"/>
+                <w:szCs w:val="16"/>
+                <w:color w:val="263238"/>
+              </w:rPr>
+              <w:t xml:space="preserve">Hospitalisation</w:t>
             </w:r>
-            <w:proofErr w:type="spellEnd"/>
           </w:p>
         </w:tc>
         <w:tc>
           <w:tcPr>
-            <w:tcW w:w="1476" w:type="dxa"/>
             <w:tcBorders>
+              <w:bottom w:val="single" w:sz="5" w:space="0" w:color="C9D1D5"/>
               <w:top w:val="single" w:sz="8" w:space="0" w:color="7E8A90"/>
               <w:left w:val="none" w:sz="0" w:space="0" w:color="000000"/>
-              <w:bottom w:val="single" w:sz="5" w:space="0" w:color="C9D1D5"/>
               <w:right w:val="none" w:sz="0" w:space="0" w:color="000000"/>
             </w:tcBorders>
             <w:shd w:val="clear" w:color="auto" w:fill="FFFFFF"/>
             <w:tcMar>
               <w:top w:w="0" w:type="dxa"/>
+              <w:bottom w:w="0" w:type="dxa"/>
               <w:left w:w="0" w:type="dxa"/>
-              <w:bottom w:w="0" w:type="dxa"/>
               <w:right w:w="0" w:type="dxa"/>
             </w:tcMar>
             <w:vAlign w:val="center"/>
           </w:tcPr>
           <w:p>
             <w:pPr>
+              <w:jc w:val="left"/>
               <w:pBdr>
+                <w:bottom w:val="none" w:sz="0" w:space="0" w:color="000000"/>
                 <w:top w:val="none" w:sz="0" w:space="0" w:color="000000"/>
                 <w:left w:val="none" w:sz="0" w:space="0" w:color="000000"/>
-                <w:bottom w:val="none" w:sz="0" w:space="0" w:color="000000"/>
                 <w:right w:val="none" w:sz="0" w:space="0" w:color="000000"/>
               </w:pBdr>
-              <w:spacing w:before="80" w:after="80"/>
-              <w:ind w:left="100" w:right="100"/>
-              <w:rPr>
-                <w:rFonts w:ascii="Arial" w:eastAsia="Arial" w:hAnsi="Arial" w:cs="Arial"/>
-                <w:b/>
-                <w:color w:val="263238"/>
-                <w:sz w:val="16"/>
-                <w:szCs w:val="16"/>
+              <w:spacing w:after="80" w:before="80" w:line="240"/>
+              <w:ind w:left="100" w:right="100" w:firstLine="0" w:firstLineChars="0"/>
+              <w:rPr>
+                <w:rFonts w:ascii="Arial" w:hAnsi="Arial" w:eastAsia="Arial" w:cs="Arial"/>
+                <w:i w:val="false"/>
+                <w:b w:val="true"/>
+                <w:u w:val="none"/>
+                <w:strike w:val="false"/>
+                <w:sz w:val="16"/>
+                <w:szCs w:val="16"/>
+                <w:color w:val="263238"/>
               </w:rPr>
             </w:pPr>
             <w:r>
               <w:rPr>
-                <w:rFonts w:ascii="Arial" w:eastAsia="Arial" w:hAnsi="Arial" w:cs="Arial"/>
-                <w:b/>
-                <w:color w:val="263238"/>
-                <w:sz w:val="16"/>
-                <w:szCs w:val="16"/>
-              </w:rPr>
-              <w:t>Diabetes</w:t>
+                <w:rFonts w:ascii="Arial" w:hAnsi="Arial" w:eastAsia="Arial" w:cs="Arial"/>
+                <w:i w:val="false"/>
+                <w:b w:val="true"/>
+                <w:u w:val="none"/>
+                <w:strike w:val="false"/>
+                <w:sz w:val="16"/>
+                <w:szCs w:val="16"/>
+                <w:color w:val="263238"/>
+              </w:rPr>
+              <w:t xml:space="preserve">Diabetes</w:t>
             </w:r>
           </w:p>
         </w:tc>
         <w:tc>
           <w:tcPr>
-            <w:tcW w:w="2016" w:type="dxa"/>
             <w:tcBorders>
+              <w:bottom w:val="single" w:sz="5" w:space="0" w:color="C9D1D5"/>
               <w:top w:val="single" w:sz="8" w:space="0" w:color="7E8A90"/>
               <w:left w:val="none" w:sz="0" w:space="0" w:color="000000"/>
-              <w:bottom w:val="single" w:sz="5" w:space="0" w:color="C9D1D5"/>
               <w:right w:val="none" w:sz="0" w:space="0" w:color="000000"/>
             </w:tcBorders>
             <w:shd w:val="clear" w:color="auto" w:fill="FFFFFF"/>
             <w:tcMar>
               <w:top w:w="0" w:type="dxa"/>
+              <w:bottom w:w="0" w:type="dxa"/>
               <w:left w:w="0" w:type="dxa"/>
-              <w:bottom w:w="0" w:type="dxa"/>
               <w:right w:w="0" w:type="dxa"/>
             </w:tcMar>
             <w:vAlign w:val="center"/>
           </w:tcPr>
           <w:p>
             <w:pPr>
+              <w:jc w:val="center"/>
               <w:pBdr>
+                <w:bottom w:val="none" w:sz="0" w:space="0" w:color="000000"/>
                 <w:top w:val="none" w:sz="0" w:space="0" w:color="000000"/>
                 <w:left w:val="none" w:sz="0" w:space="0" w:color="000000"/>
-                <w:bottom w:val="none" w:sz="0" w:space="0" w:color="000000"/>
                 <w:right w:val="none" w:sz="0" w:space="0" w:color="000000"/>
               </w:pBdr>
-              <w:spacing w:before="80" w:after="80"/>
-              <w:ind w:left="100" w:right="100"/>
-              <w:jc w:val="center"/>
-              <w:rPr>
-                <w:rFonts w:ascii="Arial" w:eastAsia="Arial" w:hAnsi="Arial" w:cs="Arial"/>
-                <w:color w:val="263238"/>
-                <w:sz w:val="16"/>
-                <w:szCs w:val="16"/>
+              <w:spacing w:after="80" w:before="80" w:line="240"/>
+              <w:ind w:left="100" w:right="100" w:firstLine="0" w:firstLineChars="0"/>
+              <w:rPr>
+                <w:rFonts w:ascii="Arial" w:hAnsi="Arial" w:eastAsia="Arial" w:cs="Arial"/>
+                <w:i w:val="false"/>
+                <w:b w:val="false"/>
+                <w:u w:val="none"/>
+                <w:strike w:val="false"/>
+                <w:sz w:val="16"/>
+                <w:szCs w:val="16"/>
+                <w:color w:val="263238"/>
               </w:rPr>
             </w:pPr>
             <w:r>
               <w:rPr>
-                <w:rFonts w:ascii="Arial" w:eastAsia="Arial" w:hAnsi="Arial" w:cs="Arial"/>
-                <w:color w:val="263238"/>
-                <w:sz w:val="16"/>
-                <w:szCs w:val="16"/>
-              </w:rPr>
-              <w:t>3.18 (3.14-3.22)</w:t>
+                <w:rFonts w:ascii="Arial" w:hAnsi="Arial" w:eastAsia="Arial" w:cs="Arial"/>
+                <w:i w:val="false"/>
+                <w:b w:val="false"/>
+                <w:u w:val="none"/>
+                <w:strike w:val="false"/>
+                <w:sz w:val="16"/>
+                <w:szCs w:val="16"/>
+                <w:color w:val="263238"/>
+              </w:rPr>
+              <w:t xml:space="preserve">3.18 (3.14-3.22)</w:t>
             </w:r>
           </w:p>
         </w:tc>
         <w:tc>
           <w:tcPr>
-            <w:tcW w:w="2016" w:type="dxa"/>
             <w:tcBorders>
+              <w:bottom w:val="single" w:sz="5" w:space="0" w:color="C9D1D5"/>
               <w:top w:val="single" w:sz="8" w:space="0" w:color="7E8A90"/>
               <w:left w:val="none" w:sz="0" w:space="0" w:color="000000"/>
-              <w:bottom w:val="single" w:sz="5" w:space="0" w:color="C9D1D5"/>
               <w:right w:val="none" w:sz="0" w:space="0" w:color="000000"/>
             </w:tcBorders>
             <w:shd w:val="clear" w:color="auto" w:fill="FFFFFF"/>
             <w:tcMar>
               <w:top w:w="0" w:type="dxa"/>
+              <w:bottom w:w="0" w:type="dxa"/>
               <w:left w:w="0" w:type="dxa"/>
-              <w:bottom w:w="0" w:type="dxa"/>
               <w:right w:w="0" w:type="dxa"/>
             </w:tcMar>
             <w:vAlign w:val="center"/>
           </w:tcPr>
           <w:p>
             <w:pPr>
+              <w:jc w:val="center"/>
               <w:pBdr>
+                <w:bottom w:val="none" w:sz="0" w:space="0" w:color="000000"/>
                 <w:top w:val="none" w:sz="0" w:space="0" w:color="000000"/>
                 <w:left w:val="none" w:sz="0" w:space="0" w:color="000000"/>
-                <w:bottom w:val="none" w:sz="0" w:space="0" w:color="000000"/>
                 <w:right w:val="none" w:sz="0" w:space="0" w:color="000000"/>
               </w:pBdr>
-              <w:spacing w:before="80" w:after="80"/>
-              <w:ind w:left="100" w:right="100"/>
-              <w:jc w:val="center"/>
-              <w:rPr>
-                <w:rFonts w:ascii="Arial" w:eastAsia="Arial" w:hAnsi="Arial" w:cs="Arial"/>
-                <w:color w:val="263238"/>
-                <w:sz w:val="16"/>
-                <w:szCs w:val="16"/>
+              <w:spacing w:after="80" w:before="80" w:line="240"/>
+              <w:ind w:left="100" w:right="100" w:firstLine="0" w:firstLineChars="0"/>
+              <w:rPr>
+                <w:rFonts w:ascii="Arial" w:hAnsi="Arial" w:eastAsia="Arial" w:cs="Arial"/>
+                <w:i w:val="false"/>
+                <w:b w:val="false"/>
+                <w:u w:val="none"/>
+                <w:strike w:val="false"/>
+                <w:sz w:val="16"/>
+                <w:szCs w:val="16"/>
+                <w:color w:val="263238"/>
               </w:rPr>
             </w:pPr>
             <w:r>
               <w:rPr>
-                <w:rFonts w:ascii="Arial" w:eastAsia="Arial" w:hAnsi="Arial" w:cs="Arial"/>
-                <w:color w:val="263238"/>
-                <w:sz w:val="16"/>
-                <w:szCs w:val="16"/>
-              </w:rPr>
-              <w:t>4.60 (4.40-4.81)</w:t>
+                <w:rFonts w:ascii="Arial" w:hAnsi="Arial" w:eastAsia="Arial" w:cs="Arial"/>
+                <w:i w:val="false"/>
+                <w:b w:val="false"/>
+                <w:u w:val="none"/>
+                <w:strike w:val="false"/>
+                <w:sz w:val="16"/>
+                <w:szCs w:val="16"/>
+                <w:color w:val="263238"/>
+              </w:rPr>
+              <w:t xml:space="preserve">4.60 (4.40-4.81)</w:t>
             </w:r>
           </w:p>
         </w:tc>
         <w:tc>
           <w:tcPr>
-            <w:tcW w:w="2376" w:type="dxa"/>
             <w:tcBorders>
+              <w:bottom w:val="single" w:sz="5" w:space="0" w:color="C9D1D5"/>
               <w:top w:val="single" w:sz="8" w:space="0" w:color="7E8A90"/>
               <w:left w:val="none" w:sz="0" w:space="0" w:color="000000"/>
-              <w:bottom w:val="single" w:sz="5" w:space="0" w:color="C9D1D5"/>
               <w:right w:val="none" w:sz="0" w:space="0" w:color="000000"/>
             </w:tcBorders>
             <w:shd w:val="clear" w:color="auto" w:fill="FFFFFF"/>
             <w:tcMar>
               <w:top w:w="0" w:type="dxa"/>
+              <w:bottom w:w="0" w:type="dxa"/>
               <w:left w:w="0" w:type="dxa"/>
-              <w:bottom w:w="0" w:type="dxa"/>
               <w:right w:w="0" w:type="dxa"/>
             </w:tcMar>
             <w:vAlign w:val="center"/>
           </w:tcPr>
           <w:p>
             <w:pPr>
+              <w:jc w:val="center"/>
               <w:pBdr>
+                <w:bottom w:val="none" w:sz="0" w:space="0" w:color="000000"/>
                 <w:top w:val="none" w:sz="0" w:space="0" w:color="000000"/>
                 <w:left w:val="none" w:sz="0" w:space="0" w:color="000000"/>
-                <w:bottom w:val="none" w:sz="0" w:space="0" w:color="000000"/>
                 <w:right w:val="none" w:sz="0" w:space="0" w:color="000000"/>
               </w:pBdr>
-              <w:spacing w:before="80" w:after="80"/>
-              <w:ind w:left="100" w:right="100"/>
-              <w:jc w:val="center"/>
-              <w:rPr>
-                <w:rFonts w:ascii="Arial" w:eastAsia="Arial" w:hAnsi="Arial" w:cs="Arial"/>
-                <w:color w:val="263238"/>
-                <w:sz w:val="16"/>
-                <w:szCs w:val="16"/>
+              <w:spacing w:after="80" w:before="80" w:line="240"/>
+              <w:ind w:left="100" w:right="100" w:firstLine="0" w:firstLineChars="0"/>
+              <w:rPr>
+                <w:rFonts w:ascii="Arial" w:hAnsi="Arial" w:eastAsia="Arial" w:cs="Arial"/>
+                <w:i w:val="false"/>
+                <w:b w:val="false"/>
+                <w:u w:val="none"/>
+                <w:strike w:val="false"/>
+                <w:sz w:val="16"/>
+                <w:szCs w:val="16"/>
+                <w:color w:val="263238"/>
               </w:rPr>
             </w:pPr>
             <w:r>
               <w:rPr>
-                <w:rFonts w:ascii="Arial" w:eastAsia="Arial" w:hAnsi="Arial" w:cs="Arial"/>
-                <w:color w:val="263238"/>
-                <w:sz w:val="16"/>
-                <w:szCs w:val="16"/>
-              </w:rPr>
-              <w:t>1.45 (1.38-1.51)</w:t>
+                <w:rFonts w:ascii="Arial" w:hAnsi="Arial" w:eastAsia="Arial" w:cs="Arial"/>
+                <w:i w:val="false"/>
+                <w:b w:val="false"/>
+                <w:u w:val="none"/>
+                <w:strike w:val="false"/>
+                <w:sz w:val="16"/>
+                <w:szCs w:val="16"/>
+                <w:color w:val="263238"/>
+              </w:rPr>
+              <w:t xml:space="preserve">1.45 (1.38-1.51)</w:t>
             </w:r>
           </w:p>
         </w:tc>
@@ -611,234 +660,264 @@
       <w:tr>
         <w:trPr>
           <w:cantSplit/>
-          <w:jc w:val="center"/>
+          <w:trHeight w:val="490" w:hRule="auto"/>
         </w:trPr>
+        body2
         <w:tc>
           <w:tcPr>
-            <w:tcW w:w="1620" w:type="dxa"/>
             <w:vMerge/>
             <w:tcBorders>
+              <w:bottom w:val="single" w:sz="5" w:space="0" w:color="C9D1D5"/>
               <w:top w:val="single" w:sz="5" w:space="0" w:color="C9D1D5"/>
               <w:left w:val="none" w:sz="0" w:space="0" w:color="000000"/>
-              <w:bottom w:val="single" w:sz="5" w:space="0" w:color="C9D1D5"/>
               <w:right w:val="none" w:sz="0" w:space="0" w:color="000000"/>
             </w:tcBorders>
             <w:shd w:val="clear" w:color="auto" w:fill="FFFFFF"/>
             <w:tcMar>
               <w:top w:w="0" w:type="dxa"/>
+              <w:bottom w:w="0" w:type="dxa"/>
               <w:left w:w="0" w:type="dxa"/>
-              <w:bottom w:w="0" w:type="dxa"/>
               <w:right w:w="0" w:type="dxa"/>
             </w:tcMar>
             <w:vAlign w:val="center"/>
           </w:tcPr>
           <w:p>
             <w:pPr>
+              <w:jc w:val="center"/>
               <w:pBdr>
+                <w:bottom w:val="none" w:sz="0" w:space="0" w:color="000000"/>
                 <w:top w:val="none" w:sz="0" w:space="0" w:color="000000"/>
                 <w:left w:val="none" w:sz="0" w:space="0" w:color="000000"/>
-                <w:bottom w:val="none" w:sz="0" w:space="0" w:color="000000"/>
                 <w:right w:val="none" w:sz="0" w:space="0" w:color="000000"/>
               </w:pBdr>
-              <w:spacing w:before="80" w:after="80"/>
-              <w:ind w:left="100" w:right="100"/>
-              <w:jc w:val="center"/>
-              <w:rPr>
-                <w:rFonts w:ascii="Arial" w:eastAsia="Arial" w:hAnsi="Arial" w:cs="Arial"/>
-                <w:b/>
-                <w:color w:val="263238"/>
-                <w:sz w:val="16"/>
-                <w:szCs w:val="16"/>
+              <w:spacing w:after="80" w:before="80" w:line="240"/>
+              <w:ind w:left="100" w:right="100" w:firstLine="0" w:firstLineChars="0"/>
+              <w:rPr>
+                <w:rFonts w:ascii="Arial" w:hAnsi="Arial" w:eastAsia="Arial" w:cs="Arial"/>
+                <w:i w:val="false"/>
+                <w:b w:val="true"/>
+                <w:u w:val="none"/>
+                <w:strike w:val="false"/>
+                <w:sz w:val="16"/>
+                <w:szCs w:val="16"/>
+                <w:color w:val="263238"/>
               </w:rPr>
             </w:pPr>
           </w:p>
         </w:tc>
         <w:tc>
           <w:tcPr>
-            <w:tcW w:w="1476" w:type="dxa"/>
             <w:tcBorders>
+              <w:bottom w:val="single" w:sz="5" w:space="0" w:color="C9D1D5"/>
               <w:top w:val="single" w:sz="5" w:space="0" w:color="C9D1D5"/>
               <w:left w:val="none" w:sz="0" w:space="0" w:color="000000"/>
-              <w:bottom w:val="single" w:sz="5" w:space="0" w:color="C9D1D5"/>
               <w:right w:val="none" w:sz="0" w:space="0" w:color="000000"/>
             </w:tcBorders>
             <w:shd w:val="clear" w:color="auto" w:fill="FFFFFF"/>
             <w:tcMar>
               <w:top w:w="0" w:type="dxa"/>
+              <w:bottom w:w="0" w:type="dxa"/>
               <w:left w:w="0" w:type="dxa"/>
-              <w:bottom w:w="0" w:type="dxa"/>
               <w:right w:w="0" w:type="dxa"/>
             </w:tcMar>
             <w:vAlign w:val="center"/>
           </w:tcPr>
           <w:p>
             <w:pPr>
+              <w:jc w:val="left"/>
               <w:pBdr>
+                <w:bottom w:val="none" w:sz="0" w:space="0" w:color="000000"/>
                 <w:top w:val="none" w:sz="0" w:space="0" w:color="000000"/>
                 <w:left w:val="none" w:sz="0" w:space="0" w:color="000000"/>
-                <w:bottom w:val="none" w:sz="0" w:space="0" w:color="000000"/>
                 <w:right w:val="none" w:sz="0" w:space="0" w:color="000000"/>
               </w:pBdr>
-              <w:spacing w:before="80" w:after="80"/>
-              <w:ind w:left="100" w:right="100"/>
-              <w:rPr>
-                <w:rFonts w:ascii="Arial" w:eastAsia="Arial" w:hAnsi="Arial" w:cs="Arial"/>
-                <w:b/>
-                <w:color w:val="263238"/>
-                <w:sz w:val="16"/>
-                <w:szCs w:val="16"/>
+              <w:spacing w:after="80" w:before="80" w:line="240"/>
+              <w:ind w:left="100" w:right="100" w:firstLine="0" w:firstLineChars="0"/>
+              <w:rPr>
+                <w:rFonts w:ascii="Arial" w:hAnsi="Arial" w:eastAsia="Arial" w:cs="Arial"/>
+                <w:i w:val="false"/>
+                <w:b w:val="true"/>
+                <w:u w:val="none"/>
+                <w:strike w:val="false"/>
+                <w:sz w:val="16"/>
+                <w:szCs w:val="16"/>
+                <w:color w:val="263238"/>
               </w:rPr>
             </w:pPr>
             <w:r>
               <w:rPr>
-                <w:rFonts w:ascii="Arial" w:eastAsia="Arial" w:hAnsi="Arial" w:cs="Arial"/>
-                <w:b/>
-                <w:color w:val="263238"/>
-                <w:sz w:val="16"/>
-                <w:szCs w:val="16"/>
-              </w:rPr>
-              <w:t>Hypertension</w:t>
+                <w:rFonts w:ascii="Arial" w:hAnsi="Arial" w:eastAsia="Arial" w:cs="Arial"/>
+                <w:i w:val="false"/>
+                <w:b w:val="true"/>
+                <w:u w:val="none"/>
+                <w:strike w:val="false"/>
+                <w:sz w:val="16"/>
+                <w:szCs w:val="16"/>
+                <w:color w:val="263238"/>
+              </w:rPr>
+              <w:t xml:space="preserve">Hypertension</w:t>
             </w:r>
           </w:p>
         </w:tc>
         <w:tc>
           <w:tcPr>
-            <w:tcW w:w="2016" w:type="dxa"/>
             <w:tcBorders>
+              <w:bottom w:val="single" w:sz="5" w:space="0" w:color="C9D1D5"/>
               <w:top w:val="single" w:sz="5" w:space="0" w:color="C9D1D5"/>
               <w:left w:val="none" w:sz="0" w:space="0" w:color="000000"/>
-              <w:bottom w:val="single" w:sz="5" w:space="0" w:color="C9D1D5"/>
               <w:right w:val="none" w:sz="0" w:space="0" w:color="000000"/>
             </w:tcBorders>
             <w:shd w:val="clear" w:color="auto" w:fill="FFFFFF"/>
             <w:tcMar>
               <w:top w:w="0" w:type="dxa"/>
+              <w:bottom w:w="0" w:type="dxa"/>
               <w:left w:w="0" w:type="dxa"/>
-              <w:bottom w:w="0" w:type="dxa"/>
               <w:right w:w="0" w:type="dxa"/>
             </w:tcMar>
             <w:vAlign w:val="center"/>
           </w:tcPr>
           <w:p>
             <w:pPr>
+              <w:jc w:val="center"/>
               <w:pBdr>
+                <w:bottom w:val="none" w:sz="0" w:space="0" w:color="000000"/>
                 <w:top w:val="none" w:sz="0" w:space="0" w:color="000000"/>
                 <w:left w:val="none" w:sz="0" w:space="0" w:color="000000"/>
-                <w:bottom w:val="none" w:sz="0" w:space="0" w:color="000000"/>
                 <w:right w:val="none" w:sz="0" w:space="0" w:color="000000"/>
               </w:pBdr>
-              <w:spacing w:before="80" w:after="80"/>
-              <w:ind w:left="100" w:right="100"/>
-              <w:jc w:val="center"/>
-              <w:rPr>
-                <w:rFonts w:ascii="Arial" w:eastAsia="Arial" w:hAnsi="Arial" w:cs="Arial"/>
-                <w:color w:val="263238"/>
-                <w:sz w:val="16"/>
-                <w:szCs w:val="16"/>
+              <w:spacing w:after="80" w:before="80" w:line="240"/>
+              <w:ind w:left="100" w:right="100" w:firstLine="0" w:firstLineChars="0"/>
+              <w:rPr>
+                <w:rFonts w:ascii="Arial" w:hAnsi="Arial" w:eastAsia="Arial" w:cs="Arial"/>
+                <w:i w:val="false"/>
+                <w:b w:val="false"/>
+                <w:u w:val="none"/>
+                <w:strike w:val="false"/>
+                <w:sz w:val="16"/>
+                <w:szCs w:val="16"/>
+                <w:color w:val="263238"/>
               </w:rPr>
             </w:pPr>
             <w:r>
               <w:rPr>
-                <w:rFonts w:ascii="Arial" w:eastAsia="Arial" w:hAnsi="Arial" w:cs="Arial"/>
-                <w:color w:val="263238"/>
-                <w:sz w:val="16"/>
-                <w:szCs w:val="16"/>
-              </w:rPr>
-              <w:t>3.08 (3.04-3.13)</w:t>
+                <w:rFonts w:ascii="Arial" w:hAnsi="Arial" w:eastAsia="Arial" w:cs="Arial"/>
+                <w:i w:val="false"/>
+                <w:b w:val="false"/>
+                <w:u w:val="none"/>
+                <w:strike w:val="false"/>
+                <w:sz w:val="16"/>
+                <w:szCs w:val="16"/>
+                <w:color w:val="263238"/>
+              </w:rPr>
+              <w:t xml:space="preserve">3.08 (3.04-3.13)</w:t>
             </w:r>
           </w:p>
         </w:tc>
         <w:tc>
           <w:tcPr>
-            <w:tcW w:w="2016" w:type="dxa"/>
             <w:tcBorders>
+              <w:bottom w:val="single" w:sz="5" w:space="0" w:color="C9D1D5"/>
               <w:top w:val="single" w:sz="5" w:space="0" w:color="C9D1D5"/>
               <w:left w:val="none" w:sz="0" w:space="0" w:color="000000"/>
-              <w:bottom w:val="single" w:sz="5" w:space="0" w:color="C9D1D5"/>
               <w:right w:val="none" w:sz="0" w:space="0" w:color="000000"/>
             </w:tcBorders>
             <w:shd w:val="clear" w:color="auto" w:fill="FFFFFF"/>
             <w:tcMar>
               <w:top w:w="0" w:type="dxa"/>
+              <w:bottom w:w="0" w:type="dxa"/>
               <w:left w:w="0" w:type="dxa"/>
-              <w:bottom w:w="0" w:type="dxa"/>
               <w:right w:w="0" w:type="dxa"/>
             </w:tcMar>
             <w:vAlign w:val="center"/>
           </w:tcPr>
           <w:p>
             <w:pPr>
+              <w:jc w:val="center"/>
               <w:pBdr>
+                <w:bottom w:val="none" w:sz="0" w:space="0" w:color="000000"/>
                 <w:top w:val="none" w:sz="0" w:space="0" w:color="000000"/>
                 <w:left w:val="none" w:sz="0" w:space="0" w:color="000000"/>
-                <w:bottom w:val="none" w:sz="0" w:space="0" w:color="000000"/>
                 <w:right w:val="none" w:sz="0" w:space="0" w:color="000000"/>
               </w:pBdr>
-              <w:spacing w:before="80" w:after="80"/>
-              <w:ind w:left="100" w:right="100"/>
-              <w:jc w:val="center"/>
-              <w:rPr>
-                <w:rFonts w:ascii="Arial" w:eastAsia="Arial" w:hAnsi="Arial" w:cs="Arial"/>
-                <w:color w:val="263238"/>
-                <w:sz w:val="16"/>
-                <w:szCs w:val="16"/>
+              <w:spacing w:after="80" w:before="80" w:line="240"/>
+              <w:ind w:left="100" w:right="100" w:firstLine="0" w:firstLineChars="0"/>
+              <w:rPr>
+                <w:rFonts w:ascii="Arial" w:hAnsi="Arial" w:eastAsia="Arial" w:cs="Arial"/>
+                <w:i w:val="false"/>
+                <w:b w:val="false"/>
+                <w:u w:val="none"/>
+                <w:strike w:val="false"/>
+                <w:sz w:val="16"/>
+                <w:szCs w:val="16"/>
+                <w:color w:val="263238"/>
               </w:rPr>
             </w:pPr>
             <w:r>
               <w:rPr>
-                <w:rFonts w:ascii="Arial" w:eastAsia="Arial" w:hAnsi="Arial" w:cs="Arial"/>
-                <w:color w:val="263238"/>
-                <w:sz w:val="16"/>
-                <w:szCs w:val="16"/>
-              </w:rPr>
-              <w:t>4.52 (4.37-4.68)</w:t>
+                <w:rFonts w:ascii="Arial" w:hAnsi="Arial" w:eastAsia="Arial" w:cs="Arial"/>
+                <w:i w:val="false"/>
+                <w:b w:val="false"/>
+                <w:u w:val="none"/>
+                <w:strike w:val="false"/>
+                <w:sz w:val="16"/>
+                <w:szCs w:val="16"/>
+                <w:color w:val="263238"/>
+              </w:rPr>
+              <w:t xml:space="preserve">4.52 (4.37-4.68)</w:t>
             </w:r>
           </w:p>
         </w:tc>
         <w:tc>
           <w:tcPr>
-            <w:tcW w:w="2376" w:type="dxa"/>
             <w:tcBorders>
+              <w:bottom w:val="single" w:sz="5" w:space="0" w:color="C9D1D5"/>
               <w:top w:val="single" w:sz="5" w:space="0" w:color="C9D1D5"/>
               <w:left w:val="none" w:sz="0" w:space="0" w:color="000000"/>
-              <w:bottom w:val="single" w:sz="5" w:space="0" w:color="C9D1D5"/>
               <w:right w:val="none" w:sz="0" w:space="0" w:color="000000"/>
             </w:tcBorders>
             <w:shd w:val="clear" w:color="auto" w:fill="FFFFFF"/>
             <w:tcMar>
               <w:top w:w="0" w:type="dxa"/>
+              <w:bottom w:w="0" w:type="dxa"/>
               <w:left w:w="0" w:type="dxa"/>
-              <w:bottom w:w="0" w:type="dxa"/>
               <w:right w:w="0" w:type="dxa"/>
             </w:tcMar>
             <w:vAlign w:val="center"/>
           </w:tcPr>
           <w:p>
             <w:pPr>
+              <w:jc w:val="center"/>
               <w:pBdr>
+                <w:bottom w:val="none" w:sz="0" w:space="0" w:color="000000"/>
                 <w:top w:val="none" w:sz="0" w:space="0" w:color="000000"/>
                 <w:left w:val="none" w:sz="0" w:space="0" w:color="000000"/>
-                <w:bottom w:val="none" w:sz="0" w:space="0" w:color="000000"/>
                 <w:right w:val="none" w:sz="0" w:space="0" w:color="000000"/>
               </w:pBdr>
-              <w:spacing w:before="80" w:after="80"/>
-              <w:ind w:left="100" w:right="100"/>
-              <w:jc w:val="center"/>
-              <w:rPr>
-                <w:rFonts w:ascii="Arial" w:eastAsia="Arial" w:hAnsi="Arial" w:cs="Arial"/>
-                <w:color w:val="263238"/>
-                <w:sz w:val="16"/>
-                <w:szCs w:val="16"/>
+              <w:spacing w:after="80" w:before="80" w:line="240"/>
+              <w:ind w:left="100" w:right="100" w:firstLine="0" w:firstLineChars="0"/>
+              <w:rPr>
+                <w:rFonts w:ascii="Arial" w:hAnsi="Arial" w:eastAsia="Arial" w:cs="Arial"/>
+                <w:i w:val="false"/>
+                <w:b w:val="false"/>
+                <w:u w:val="none"/>
+                <w:strike w:val="false"/>
+                <w:sz w:val="16"/>
+                <w:szCs w:val="16"/>
+                <w:color w:val="263238"/>
               </w:rPr>
             </w:pPr>
             <w:r>
               <w:rPr>
-                <w:rFonts w:ascii="Arial" w:eastAsia="Arial" w:hAnsi="Arial" w:cs="Arial"/>
-                <w:color w:val="263238"/>
-                <w:sz w:val="16"/>
-                <w:szCs w:val="16"/>
-              </w:rPr>
-              <w:t>1.47 (1.41-1.52)</w:t>
+                <w:rFonts w:ascii="Arial" w:hAnsi="Arial" w:eastAsia="Arial" w:cs="Arial"/>
+                <w:i w:val="false"/>
+                <w:b w:val="false"/>
+                <w:u w:val="none"/>
+                <w:strike w:val="false"/>
+                <w:sz w:val="16"/>
+                <w:szCs w:val="16"/>
+                <w:color w:val="263238"/>
+              </w:rPr>
+              <w:t xml:space="preserve">1.47 (1.41-1.52)</w:t>
             </w:r>
           </w:p>
         </w:tc>
@@ -846,234 +925,264 @@
       <w:tr>
         <w:trPr>
           <w:cantSplit/>
-          <w:jc w:val="center"/>
+          <w:trHeight w:val="490" w:hRule="auto"/>
         </w:trPr>
+        body3
         <w:tc>
           <w:tcPr>
-            <w:tcW w:w="1620" w:type="dxa"/>
             <w:vMerge/>
             <w:tcBorders>
+              <w:bottom w:val="single" w:sz="5" w:space="0" w:color="C9D1D5"/>
               <w:top w:val="single" w:sz="5" w:space="0" w:color="C9D1D5"/>
               <w:left w:val="none" w:sz="0" w:space="0" w:color="000000"/>
-              <w:bottom w:val="single" w:sz="5" w:space="0" w:color="C9D1D5"/>
               <w:right w:val="none" w:sz="0" w:space="0" w:color="000000"/>
             </w:tcBorders>
             <w:shd w:val="clear" w:color="auto" w:fill="FFFFFF"/>
             <w:tcMar>
               <w:top w:w="0" w:type="dxa"/>
+              <w:bottom w:w="0" w:type="dxa"/>
               <w:left w:w="0" w:type="dxa"/>
-              <w:bottom w:w="0" w:type="dxa"/>
               <w:right w:w="0" w:type="dxa"/>
             </w:tcMar>
             <w:vAlign w:val="center"/>
           </w:tcPr>
           <w:p>
             <w:pPr>
+              <w:jc w:val="center"/>
               <w:pBdr>
+                <w:bottom w:val="none" w:sz="0" w:space="0" w:color="000000"/>
                 <w:top w:val="none" w:sz="0" w:space="0" w:color="000000"/>
                 <w:left w:val="none" w:sz="0" w:space="0" w:color="000000"/>
-                <w:bottom w:val="none" w:sz="0" w:space="0" w:color="000000"/>
                 <w:right w:val="none" w:sz="0" w:space="0" w:color="000000"/>
               </w:pBdr>
-              <w:spacing w:before="80" w:after="80"/>
-              <w:ind w:left="100" w:right="100"/>
-              <w:jc w:val="center"/>
-              <w:rPr>
-                <w:rFonts w:ascii="Arial" w:eastAsia="Arial" w:hAnsi="Arial" w:cs="Arial"/>
-                <w:b/>
-                <w:color w:val="263238"/>
-                <w:sz w:val="16"/>
-                <w:szCs w:val="16"/>
+              <w:spacing w:after="80" w:before="80" w:line="240"/>
+              <w:ind w:left="100" w:right="100" w:firstLine="0" w:firstLineChars="0"/>
+              <w:rPr>
+                <w:rFonts w:ascii="Arial" w:hAnsi="Arial" w:eastAsia="Arial" w:cs="Arial"/>
+                <w:i w:val="false"/>
+                <w:b w:val="true"/>
+                <w:u w:val="none"/>
+                <w:strike w:val="false"/>
+                <w:sz w:val="16"/>
+                <w:szCs w:val="16"/>
+                <w:color w:val="263238"/>
               </w:rPr>
             </w:pPr>
           </w:p>
         </w:tc>
         <w:tc>
           <w:tcPr>
-            <w:tcW w:w="1476" w:type="dxa"/>
             <w:tcBorders>
+              <w:bottom w:val="single" w:sz="5" w:space="0" w:color="C9D1D5"/>
               <w:top w:val="single" w:sz="5" w:space="0" w:color="C9D1D5"/>
               <w:left w:val="none" w:sz="0" w:space="0" w:color="000000"/>
-              <w:bottom w:val="single" w:sz="5" w:space="0" w:color="C9D1D5"/>
               <w:right w:val="none" w:sz="0" w:space="0" w:color="000000"/>
             </w:tcBorders>
             <w:shd w:val="clear" w:color="auto" w:fill="FFFFFF"/>
             <w:tcMar>
               <w:top w:w="0" w:type="dxa"/>
+              <w:bottom w:w="0" w:type="dxa"/>
               <w:left w:w="0" w:type="dxa"/>
-              <w:bottom w:w="0" w:type="dxa"/>
               <w:right w:w="0" w:type="dxa"/>
             </w:tcMar>
             <w:vAlign w:val="center"/>
           </w:tcPr>
           <w:p>
             <w:pPr>
+              <w:jc w:val="left"/>
               <w:pBdr>
+                <w:bottom w:val="none" w:sz="0" w:space="0" w:color="000000"/>
                 <w:top w:val="none" w:sz="0" w:space="0" w:color="000000"/>
                 <w:left w:val="none" w:sz="0" w:space="0" w:color="000000"/>
-                <w:bottom w:val="none" w:sz="0" w:space="0" w:color="000000"/>
                 <w:right w:val="none" w:sz="0" w:space="0" w:color="000000"/>
               </w:pBdr>
-              <w:spacing w:before="80" w:after="80"/>
-              <w:ind w:left="100" w:right="100"/>
-              <w:rPr>
-                <w:rFonts w:ascii="Arial" w:eastAsia="Arial" w:hAnsi="Arial" w:cs="Arial"/>
-                <w:b/>
-                <w:color w:val="263238"/>
-                <w:sz w:val="16"/>
-                <w:szCs w:val="16"/>
+              <w:spacing w:after="80" w:before="80" w:line="240"/>
+              <w:ind w:left="100" w:right="100" w:firstLine="0" w:firstLineChars="0"/>
+              <w:rPr>
+                <w:rFonts w:ascii="Arial" w:hAnsi="Arial" w:eastAsia="Arial" w:cs="Arial"/>
+                <w:i w:val="false"/>
+                <w:b w:val="true"/>
+                <w:u w:val="none"/>
+                <w:strike w:val="false"/>
+                <w:sz w:val="16"/>
+                <w:szCs w:val="16"/>
+                <w:color w:val="263238"/>
               </w:rPr>
             </w:pPr>
             <w:r>
               <w:rPr>
-                <w:rFonts w:ascii="Arial" w:eastAsia="Arial" w:hAnsi="Arial" w:cs="Arial"/>
-                <w:b/>
-                <w:color w:val="263238"/>
-                <w:sz w:val="16"/>
-                <w:szCs w:val="16"/>
-              </w:rPr>
-              <w:t>Chronic kidney disease</w:t>
+                <w:rFonts w:ascii="Arial" w:hAnsi="Arial" w:eastAsia="Arial" w:cs="Arial"/>
+                <w:i w:val="false"/>
+                <w:b w:val="true"/>
+                <w:u w:val="none"/>
+                <w:strike w:val="false"/>
+                <w:sz w:val="16"/>
+                <w:szCs w:val="16"/>
+                <w:color w:val="263238"/>
+              </w:rPr>
+              <w:t xml:space="preserve">Chronic kidney disease</w:t>
             </w:r>
           </w:p>
         </w:tc>
         <w:tc>
           <w:tcPr>
-            <w:tcW w:w="2016" w:type="dxa"/>
             <w:tcBorders>
+              <w:bottom w:val="single" w:sz="5" w:space="0" w:color="C9D1D5"/>
               <w:top w:val="single" w:sz="5" w:space="0" w:color="C9D1D5"/>
               <w:left w:val="none" w:sz="0" w:space="0" w:color="000000"/>
-              <w:bottom w:val="single" w:sz="5" w:space="0" w:color="C9D1D5"/>
               <w:right w:val="none" w:sz="0" w:space="0" w:color="000000"/>
             </w:tcBorders>
             <w:shd w:val="clear" w:color="auto" w:fill="FFFFFF"/>
             <w:tcMar>
               <w:top w:w="0" w:type="dxa"/>
+              <w:bottom w:w="0" w:type="dxa"/>
               <w:left w:w="0" w:type="dxa"/>
-              <w:bottom w:w="0" w:type="dxa"/>
               <w:right w:w="0" w:type="dxa"/>
             </w:tcMar>
             <w:vAlign w:val="center"/>
           </w:tcPr>
           <w:p>
             <w:pPr>
+              <w:jc w:val="center"/>
               <w:pBdr>
+                <w:bottom w:val="none" w:sz="0" w:space="0" w:color="000000"/>
                 <w:top w:val="none" w:sz="0" w:space="0" w:color="000000"/>
                 <w:left w:val="none" w:sz="0" w:space="0" w:color="000000"/>
-                <w:bottom w:val="none" w:sz="0" w:space="0" w:color="000000"/>
                 <w:right w:val="none" w:sz="0" w:space="0" w:color="000000"/>
               </w:pBdr>
-              <w:spacing w:before="80" w:after="80"/>
-              <w:ind w:left="100" w:right="100"/>
-              <w:jc w:val="center"/>
-              <w:rPr>
-                <w:rFonts w:ascii="Arial" w:eastAsia="Arial" w:hAnsi="Arial" w:cs="Arial"/>
-                <w:color w:val="263238"/>
-                <w:sz w:val="16"/>
-                <w:szCs w:val="16"/>
+              <w:spacing w:after="80" w:before="80" w:line="240"/>
+              <w:ind w:left="100" w:right="100" w:firstLine="0" w:firstLineChars="0"/>
+              <w:rPr>
+                <w:rFonts w:ascii="Arial" w:hAnsi="Arial" w:eastAsia="Arial" w:cs="Arial"/>
+                <w:i w:val="false"/>
+                <w:b w:val="false"/>
+                <w:u w:val="none"/>
+                <w:strike w:val="false"/>
+                <w:sz w:val="16"/>
+                <w:szCs w:val="16"/>
+                <w:color w:val="263238"/>
               </w:rPr>
             </w:pPr>
             <w:r>
               <w:rPr>
-                <w:rFonts w:ascii="Arial" w:eastAsia="Arial" w:hAnsi="Arial" w:cs="Arial"/>
-                <w:color w:val="263238"/>
-                <w:sz w:val="16"/>
-                <w:szCs w:val="16"/>
-              </w:rPr>
-              <w:t>3.24 (3.20-3.28)</w:t>
+                <w:rFonts w:ascii="Arial" w:hAnsi="Arial" w:eastAsia="Arial" w:cs="Arial"/>
+                <w:i w:val="false"/>
+                <w:b w:val="false"/>
+                <w:u w:val="none"/>
+                <w:strike w:val="false"/>
+                <w:sz w:val="16"/>
+                <w:szCs w:val="16"/>
+                <w:color w:val="263238"/>
+              </w:rPr>
+              <w:t xml:space="preserve">3.24 (3.20-3.28)</w:t>
             </w:r>
           </w:p>
         </w:tc>
         <w:tc>
           <w:tcPr>
-            <w:tcW w:w="2016" w:type="dxa"/>
             <w:tcBorders>
+              <w:bottom w:val="single" w:sz="5" w:space="0" w:color="C9D1D5"/>
               <w:top w:val="single" w:sz="5" w:space="0" w:color="C9D1D5"/>
               <w:left w:val="none" w:sz="0" w:space="0" w:color="000000"/>
-              <w:bottom w:val="single" w:sz="5" w:space="0" w:color="C9D1D5"/>
               <w:right w:val="none" w:sz="0" w:space="0" w:color="000000"/>
             </w:tcBorders>
             <w:shd w:val="clear" w:color="auto" w:fill="FFFFFF"/>
             <w:tcMar>
               <w:top w:w="0" w:type="dxa"/>
+              <w:bottom w:w="0" w:type="dxa"/>
               <w:left w:w="0" w:type="dxa"/>
-              <w:bottom w:w="0" w:type="dxa"/>
               <w:right w:w="0" w:type="dxa"/>
             </w:tcMar>
             <w:vAlign w:val="center"/>
           </w:tcPr>
           <w:p>
             <w:pPr>
+              <w:jc w:val="center"/>
               <w:pBdr>
+                <w:bottom w:val="none" w:sz="0" w:space="0" w:color="000000"/>
                 <w:top w:val="none" w:sz="0" w:space="0" w:color="000000"/>
                 <w:left w:val="none" w:sz="0" w:space="0" w:color="000000"/>
-                <w:bottom w:val="none" w:sz="0" w:space="0" w:color="000000"/>
                 <w:right w:val="none" w:sz="0" w:space="0" w:color="000000"/>
               </w:pBdr>
-              <w:spacing w:before="80" w:after="80"/>
-              <w:ind w:left="100" w:right="100"/>
-              <w:jc w:val="center"/>
-              <w:rPr>
-                <w:rFonts w:ascii="Arial" w:eastAsia="Arial" w:hAnsi="Arial" w:cs="Arial"/>
-                <w:color w:val="263238"/>
-                <w:sz w:val="16"/>
-                <w:szCs w:val="16"/>
+              <w:spacing w:after="80" w:before="80" w:line="240"/>
+              <w:ind w:left="100" w:right="100" w:firstLine="0" w:firstLineChars="0"/>
+              <w:rPr>
+                <w:rFonts w:ascii="Arial" w:hAnsi="Arial" w:eastAsia="Arial" w:cs="Arial"/>
+                <w:i w:val="false"/>
+                <w:b w:val="false"/>
+                <w:u w:val="none"/>
+                <w:strike w:val="false"/>
+                <w:sz w:val="16"/>
+                <w:szCs w:val="16"/>
+                <w:color w:val="263238"/>
               </w:rPr>
             </w:pPr>
             <w:r>
               <w:rPr>
-                <w:rFonts w:ascii="Arial" w:eastAsia="Arial" w:hAnsi="Arial" w:cs="Arial"/>
-                <w:color w:val="263238"/>
-                <w:sz w:val="16"/>
-                <w:szCs w:val="16"/>
-              </w:rPr>
-              <w:t>7.82 (7.15-8.62)</w:t>
+                <w:rFonts w:ascii="Arial" w:hAnsi="Arial" w:eastAsia="Arial" w:cs="Arial"/>
+                <w:i w:val="false"/>
+                <w:b w:val="false"/>
+                <w:u w:val="none"/>
+                <w:strike w:val="false"/>
+                <w:sz w:val="16"/>
+                <w:szCs w:val="16"/>
+                <w:color w:val="263238"/>
+              </w:rPr>
+              <w:t xml:space="preserve">7.82 (7.15-8.62)</w:t>
             </w:r>
           </w:p>
         </w:tc>
         <w:tc>
           <w:tcPr>
-            <w:tcW w:w="2376" w:type="dxa"/>
             <w:tcBorders>
+              <w:bottom w:val="single" w:sz="5" w:space="0" w:color="C9D1D5"/>
               <w:top w:val="single" w:sz="5" w:space="0" w:color="C9D1D5"/>
               <w:left w:val="none" w:sz="0" w:space="0" w:color="000000"/>
-              <w:bottom w:val="single" w:sz="5" w:space="0" w:color="C9D1D5"/>
               <w:right w:val="none" w:sz="0" w:space="0" w:color="000000"/>
             </w:tcBorders>
             <w:shd w:val="clear" w:color="auto" w:fill="FFFFFF"/>
             <w:tcMar>
               <w:top w:w="0" w:type="dxa"/>
+              <w:bottom w:w="0" w:type="dxa"/>
               <w:left w:w="0" w:type="dxa"/>
-              <w:bottom w:w="0" w:type="dxa"/>
               <w:right w:w="0" w:type="dxa"/>
             </w:tcMar>
             <w:vAlign w:val="center"/>
           </w:tcPr>
           <w:p>
             <w:pPr>
+              <w:jc w:val="center"/>
               <w:pBdr>
+                <w:bottom w:val="none" w:sz="0" w:space="0" w:color="000000"/>
                 <w:top w:val="none" w:sz="0" w:space="0" w:color="000000"/>
                 <w:left w:val="none" w:sz="0" w:space="0" w:color="000000"/>
-                <w:bottom w:val="none" w:sz="0" w:space="0" w:color="000000"/>
                 <w:right w:val="none" w:sz="0" w:space="0" w:color="000000"/>
               </w:pBdr>
-              <w:spacing w:before="80" w:after="80"/>
-              <w:ind w:left="100" w:right="100"/>
-              <w:jc w:val="center"/>
-              <w:rPr>
-                <w:rFonts w:ascii="Arial" w:eastAsia="Arial" w:hAnsi="Arial" w:cs="Arial"/>
-                <w:color w:val="263238"/>
-                <w:sz w:val="16"/>
-                <w:szCs w:val="16"/>
+              <w:spacing w:after="80" w:before="80" w:line="240"/>
+              <w:ind w:left="100" w:right="100" w:firstLine="0" w:firstLineChars="0"/>
+              <w:rPr>
+                <w:rFonts w:ascii="Arial" w:hAnsi="Arial" w:eastAsia="Arial" w:cs="Arial"/>
+                <w:i w:val="false"/>
+                <w:b w:val="false"/>
+                <w:u w:val="none"/>
+                <w:strike w:val="false"/>
+                <w:sz w:val="16"/>
+                <w:szCs w:val="16"/>
+                <w:color w:val="263238"/>
               </w:rPr>
             </w:pPr>
             <w:r>
               <w:rPr>
-                <w:rFonts w:ascii="Arial" w:eastAsia="Arial" w:hAnsi="Arial" w:cs="Arial"/>
-                <w:color w:val="263238"/>
-                <w:sz w:val="16"/>
-                <w:szCs w:val="16"/>
-              </w:rPr>
-              <w:t>2.42 (2.20-2.67)</w:t>
+                <w:rFonts w:ascii="Arial" w:hAnsi="Arial" w:eastAsia="Arial" w:cs="Arial"/>
+                <w:i w:val="false"/>
+                <w:b w:val="false"/>
+                <w:u w:val="none"/>
+                <w:strike w:val="false"/>
+                <w:sz w:val="16"/>
+                <w:szCs w:val="16"/>
+                <w:color w:val="263238"/>
+              </w:rPr>
+              <w:t xml:space="preserve">2.42 (2.20-2.67)</w:t>
             </w:r>
           </w:p>
         </w:tc>
@@ -1081,244 +1190,277 @@
       <w:tr>
         <w:trPr>
           <w:cantSplit/>
-          <w:jc w:val="center"/>
+          <w:trHeight w:val="490" w:hRule="auto"/>
         </w:trPr>
+        body4
         <w:tc>
           <w:tcPr>
-            <w:tcW w:w="1620" w:type="dxa"/>
             <w:vMerge w:val="restart"/>
             <w:tcBorders>
+              <w:bottom w:val="single" w:sz="5" w:space="0" w:color="C9D1D5"/>
               <w:top w:val="single" w:sz="5" w:space="0" w:color="C9D1D5"/>
               <w:left w:val="none" w:sz="0" w:space="0" w:color="000000"/>
-              <w:bottom w:val="single" w:sz="5" w:space="0" w:color="C9D1D5"/>
               <w:right w:val="none" w:sz="0" w:space="0" w:color="000000"/>
             </w:tcBorders>
             <w:shd w:val="clear" w:color="auto" w:fill="FFFFFF"/>
             <w:tcMar>
               <w:top w:w="0" w:type="dxa"/>
+              <w:bottom w:w="0" w:type="dxa"/>
               <w:left w:w="0" w:type="dxa"/>
-              <w:bottom w:w="0" w:type="dxa"/>
               <w:right w:w="0" w:type="dxa"/>
             </w:tcMar>
             <w:vAlign w:val="center"/>
           </w:tcPr>
           <w:p>
             <w:pPr>
+              <w:jc w:val="center"/>
               <w:pBdr>
+                <w:bottom w:val="none" w:sz="0" w:space="0" w:color="000000"/>
                 <w:top w:val="none" w:sz="0" w:space="0" w:color="000000"/>
                 <w:left w:val="none" w:sz="0" w:space="0" w:color="000000"/>
-                <w:bottom w:val="none" w:sz="0" w:space="0" w:color="000000"/>
                 <w:right w:val="none" w:sz="0" w:space="0" w:color="000000"/>
               </w:pBdr>
-              <w:spacing w:before="80" w:after="80"/>
-              <w:ind w:left="100" w:right="100"/>
-              <w:jc w:val="center"/>
-              <w:rPr>
-                <w:rFonts w:ascii="Arial" w:eastAsia="Arial" w:hAnsi="Arial" w:cs="Arial"/>
-                <w:b/>
-                <w:color w:val="263238"/>
-                <w:sz w:val="16"/>
-                <w:szCs w:val="16"/>
+              <w:spacing w:after="80" w:before="80" w:line="240"/>
+              <w:ind w:left="100" w:right="100" w:firstLine="0" w:firstLineChars="0"/>
+              <w:rPr>
+                <w:rFonts w:ascii="Arial" w:hAnsi="Arial" w:eastAsia="Arial" w:cs="Arial"/>
+                <w:i w:val="false"/>
+                <w:b w:val="true"/>
+                <w:u w:val="none"/>
+                <w:strike w:val="false"/>
+                <w:sz w:val="16"/>
+                <w:szCs w:val="16"/>
+                <w:color w:val="263238"/>
               </w:rPr>
             </w:pPr>
             <w:r>
               <w:rPr>
-                <w:rFonts w:ascii="Arial" w:eastAsia="Arial" w:hAnsi="Arial" w:cs="Arial"/>
-                <w:b/>
-                <w:color w:val="263238"/>
-                <w:sz w:val="16"/>
-                <w:szCs w:val="16"/>
-              </w:rPr>
-              <w:t>Death from chikungunya</w:t>
+                <w:rFonts w:ascii="Arial" w:hAnsi="Arial" w:eastAsia="Arial" w:cs="Arial"/>
+                <w:i w:val="false"/>
+                <w:b w:val="true"/>
+                <w:u w:val="none"/>
+                <w:strike w:val="false"/>
+                <w:sz w:val="16"/>
+                <w:szCs w:val="16"/>
+                <w:color w:val="263238"/>
+              </w:rPr>
+              <w:t xml:space="preserve">Death from chikungunya</w:t>
             </w:r>
           </w:p>
         </w:tc>
         <w:tc>
           <w:tcPr>
-            <w:tcW w:w="1476" w:type="dxa"/>
             <w:tcBorders>
+              <w:bottom w:val="single" w:sz="5" w:space="0" w:color="C9D1D5"/>
               <w:top w:val="single" w:sz="5" w:space="0" w:color="C9D1D5"/>
               <w:left w:val="none" w:sz="0" w:space="0" w:color="000000"/>
-              <w:bottom w:val="single" w:sz="5" w:space="0" w:color="C9D1D5"/>
               <w:right w:val="none" w:sz="0" w:space="0" w:color="000000"/>
             </w:tcBorders>
             <w:shd w:val="clear" w:color="auto" w:fill="FFFFFF"/>
             <w:tcMar>
               <w:top w:w="0" w:type="dxa"/>
+              <w:bottom w:w="0" w:type="dxa"/>
               <w:left w:w="0" w:type="dxa"/>
-              <w:bottom w:w="0" w:type="dxa"/>
               <w:right w:w="0" w:type="dxa"/>
             </w:tcMar>
             <w:vAlign w:val="center"/>
           </w:tcPr>
           <w:p>
             <w:pPr>
+              <w:jc w:val="left"/>
               <w:pBdr>
+                <w:bottom w:val="none" w:sz="0" w:space="0" w:color="000000"/>
                 <w:top w:val="none" w:sz="0" w:space="0" w:color="000000"/>
                 <w:left w:val="none" w:sz="0" w:space="0" w:color="000000"/>
-                <w:bottom w:val="none" w:sz="0" w:space="0" w:color="000000"/>
                 <w:right w:val="none" w:sz="0" w:space="0" w:color="000000"/>
               </w:pBdr>
-              <w:spacing w:before="80" w:after="80"/>
-              <w:ind w:left="100" w:right="100"/>
-              <w:rPr>
-                <w:rFonts w:ascii="Arial" w:eastAsia="Arial" w:hAnsi="Arial" w:cs="Arial"/>
-                <w:b/>
-                <w:color w:val="263238"/>
-                <w:sz w:val="16"/>
-                <w:szCs w:val="16"/>
+              <w:spacing w:after="80" w:before="80" w:line="240"/>
+              <w:ind w:left="100" w:right="100" w:firstLine="0" w:firstLineChars="0"/>
+              <w:rPr>
+                <w:rFonts w:ascii="Arial" w:hAnsi="Arial" w:eastAsia="Arial" w:cs="Arial"/>
+                <w:i w:val="false"/>
+                <w:b w:val="true"/>
+                <w:u w:val="none"/>
+                <w:strike w:val="false"/>
+                <w:sz w:val="16"/>
+                <w:szCs w:val="16"/>
+                <w:color w:val="263238"/>
               </w:rPr>
             </w:pPr>
             <w:r>
               <w:rPr>
-                <w:rFonts w:ascii="Arial" w:eastAsia="Arial" w:hAnsi="Arial" w:cs="Arial"/>
-                <w:b/>
-                <w:color w:val="263238"/>
-                <w:sz w:val="16"/>
-                <w:szCs w:val="16"/>
-              </w:rPr>
-              <w:t>Diabetes</w:t>
+                <w:rFonts w:ascii="Arial" w:hAnsi="Arial" w:eastAsia="Arial" w:cs="Arial"/>
+                <w:i w:val="false"/>
+                <w:b w:val="true"/>
+                <w:u w:val="none"/>
+                <w:strike w:val="false"/>
+                <w:sz w:val="16"/>
+                <w:szCs w:val="16"/>
+                <w:color w:val="263238"/>
+              </w:rPr>
+              <w:t xml:space="preserve">Diabetes</w:t>
             </w:r>
           </w:p>
         </w:tc>
         <w:tc>
           <w:tcPr>
-            <w:tcW w:w="2016" w:type="dxa"/>
             <w:tcBorders>
+              <w:bottom w:val="single" w:sz="5" w:space="0" w:color="C9D1D5"/>
               <w:top w:val="single" w:sz="5" w:space="0" w:color="C9D1D5"/>
               <w:left w:val="none" w:sz="0" w:space="0" w:color="000000"/>
-              <w:bottom w:val="single" w:sz="5" w:space="0" w:color="C9D1D5"/>
               <w:right w:val="none" w:sz="0" w:space="0" w:color="000000"/>
             </w:tcBorders>
             <w:shd w:val="clear" w:color="auto" w:fill="FFFFFF"/>
             <w:tcMar>
               <w:top w:w="0" w:type="dxa"/>
+              <w:bottom w:w="0" w:type="dxa"/>
               <w:left w:w="0" w:type="dxa"/>
-              <w:bottom w:w="0" w:type="dxa"/>
               <w:right w:w="0" w:type="dxa"/>
             </w:tcMar>
             <w:vAlign w:val="center"/>
           </w:tcPr>
           <w:p>
             <w:pPr>
+              <w:jc w:val="center"/>
               <w:pBdr>
+                <w:bottom w:val="none" w:sz="0" w:space="0" w:color="000000"/>
                 <w:top w:val="none" w:sz="0" w:space="0" w:color="000000"/>
                 <w:left w:val="none" w:sz="0" w:space="0" w:color="000000"/>
-                <w:bottom w:val="none" w:sz="0" w:space="0" w:color="000000"/>
                 <w:right w:val="none" w:sz="0" w:space="0" w:color="000000"/>
               </w:pBdr>
-              <w:spacing w:before="80" w:after="80"/>
-              <w:ind w:left="100" w:right="100"/>
-              <w:jc w:val="center"/>
-              <w:rPr>
-                <w:rFonts w:ascii="Arial" w:eastAsia="Arial" w:hAnsi="Arial" w:cs="Arial"/>
-                <w:color w:val="263238"/>
-                <w:sz w:val="16"/>
-                <w:szCs w:val="16"/>
+              <w:spacing w:after="80" w:before="80" w:line="240"/>
+              <w:ind w:left="100" w:right="100" w:firstLine="0" w:firstLineChars="0"/>
+              <w:rPr>
+                <w:rFonts w:ascii="Arial" w:hAnsi="Arial" w:eastAsia="Arial" w:cs="Arial"/>
+                <w:i w:val="false"/>
+                <w:b w:val="false"/>
+                <w:u w:val="none"/>
+                <w:strike w:val="false"/>
+                <w:sz w:val="16"/>
+                <w:szCs w:val="16"/>
+                <w:color w:val="263238"/>
               </w:rPr>
             </w:pPr>
             <w:r>
               <w:rPr>
-                <w:rFonts w:ascii="Arial" w:eastAsia="Arial" w:hAnsi="Arial" w:cs="Arial"/>
-                <w:color w:val="263238"/>
-                <w:sz w:val="16"/>
-                <w:szCs w:val="16"/>
-              </w:rPr>
-              <w:t>0.08 (0.08-0.09)</w:t>
+                <w:rFonts w:ascii="Arial" w:hAnsi="Arial" w:eastAsia="Arial" w:cs="Arial"/>
+                <w:i w:val="false"/>
+                <w:b w:val="false"/>
+                <w:u w:val="none"/>
+                <w:strike w:val="false"/>
+                <w:sz w:val="16"/>
+                <w:szCs w:val="16"/>
+                <w:color w:val="263238"/>
+              </w:rPr>
+              <w:t xml:space="preserve">0.09 (0.09-0.10)</w:t>
             </w:r>
           </w:p>
         </w:tc>
         <w:tc>
           <w:tcPr>
-            <w:tcW w:w="2016" w:type="dxa"/>
             <w:tcBorders>
+              <w:bottom w:val="single" w:sz="5" w:space="0" w:color="C9D1D5"/>
               <w:top w:val="single" w:sz="5" w:space="0" w:color="C9D1D5"/>
               <w:left w:val="none" w:sz="0" w:space="0" w:color="000000"/>
-              <w:bottom w:val="single" w:sz="5" w:space="0" w:color="C9D1D5"/>
               <w:right w:val="none" w:sz="0" w:space="0" w:color="000000"/>
             </w:tcBorders>
             <w:shd w:val="clear" w:color="auto" w:fill="FFFFFF"/>
             <w:tcMar>
               <w:top w:w="0" w:type="dxa"/>
+              <w:bottom w:w="0" w:type="dxa"/>
               <w:left w:w="0" w:type="dxa"/>
-              <w:bottom w:w="0" w:type="dxa"/>
               <w:right w:w="0" w:type="dxa"/>
             </w:tcMar>
             <w:vAlign w:val="center"/>
           </w:tcPr>
           <w:p>
             <w:pPr>
+              <w:jc w:val="center"/>
               <w:pBdr>
+                <w:bottom w:val="none" w:sz="0" w:space="0" w:color="000000"/>
                 <w:top w:val="none" w:sz="0" w:space="0" w:color="000000"/>
                 <w:left w:val="none" w:sz="0" w:space="0" w:color="000000"/>
-                <w:bottom w:val="none" w:sz="0" w:space="0" w:color="000000"/>
                 <w:right w:val="none" w:sz="0" w:space="0" w:color="000000"/>
               </w:pBdr>
-              <w:spacing w:before="80" w:after="80"/>
-              <w:ind w:left="100" w:right="100"/>
-              <w:jc w:val="center"/>
-              <w:rPr>
-                <w:rFonts w:ascii="Arial" w:eastAsia="Arial" w:hAnsi="Arial" w:cs="Arial"/>
-                <w:color w:val="263238"/>
-                <w:sz w:val="16"/>
-                <w:szCs w:val="16"/>
+              <w:spacing w:after="80" w:before="80" w:line="240"/>
+              <w:ind w:left="100" w:right="100" w:firstLine="0" w:firstLineChars="0"/>
+              <w:rPr>
+                <w:rFonts w:ascii="Arial" w:hAnsi="Arial" w:eastAsia="Arial" w:cs="Arial"/>
+                <w:i w:val="false"/>
+                <w:b w:val="false"/>
+                <w:u w:val="none"/>
+                <w:strike w:val="false"/>
+                <w:sz w:val="16"/>
+                <w:szCs w:val="16"/>
+                <w:color w:val="263238"/>
               </w:rPr>
             </w:pPr>
             <w:r>
               <w:rPr>
-                <w:rFonts w:ascii="Arial" w:eastAsia="Arial" w:hAnsi="Arial" w:cs="Arial"/>
-                <w:color w:val="263238"/>
-                <w:sz w:val="16"/>
-                <w:szCs w:val="16"/>
-              </w:rPr>
-              <w:t>0.19 (0.17-0.22)</w:t>
+                <w:rFonts w:ascii="Arial" w:hAnsi="Arial" w:eastAsia="Arial" w:cs="Arial"/>
+                <w:i w:val="false"/>
+                <w:b w:val="false"/>
+                <w:u w:val="none"/>
+                <w:strike w:val="false"/>
+                <w:sz w:val="16"/>
+                <w:szCs w:val="16"/>
+                <w:color w:val="263238"/>
+              </w:rPr>
+              <w:t xml:space="preserve">0.21 (0.18-0.24)</w:t>
             </w:r>
           </w:p>
         </w:tc>
         <w:tc>
           <w:tcPr>
-            <w:tcW w:w="2376" w:type="dxa"/>
             <w:tcBorders>
+              <w:bottom w:val="single" w:sz="5" w:space="0" w:color="C9D1D5"/>
               <w:top w:val="single" w:sz="5" w:space="0" w:color="C9D1D5"/>
               <w:left w:val="none" w:sz="0" w:space="0" w:color="000000"/>
-              <w:bottom w:val="single" w:sz="5" w:space="0" w:color="C9D1D5"/>
               <w:right w:val="none" w:sz="0" w:space="0" w:color="000000"/>
             </w:tcBorders>
             <w:shd w:val="clear" w:color="auto" w:fill="FFFFFF"/>
             <w:tcMar>
               <w:top w:w="0" w:type="dxa"/>
+              <w:bottom w:w="0" w:type="dxa"/>
               <w:left w:w="0" w:type="dxa"/>
-              <w:bottom w:w="0" w:type="dxa"/>
               <w:right w:w="0" w:type="dxa"/>
             </w:tcMar>
             <w:vAlign w:val="center"/>
           </w:tcPr>
           <w:p>
             <w:pPr>
+              <w:jc w:val="center"/>
               <w:pBdr>
+                <w:bottom w:val="none" w:sz="0" w:space="0" w:color="000000"/>
                 <w:top w:val="none" w:sz="0" w:space="0" w:color="000000"/>
                 <w:left w:val="none" w:sz="0" w:space="0" w:color="000000"/>
-                <w:bottom w:val="none" w:sz="0" w:space="0" w:color="000000"/>
                 <w:right w:val="none" w:sz="0" w:space="0" w:color="000000"/>
               </w:pBdr>
-              <w:spacing w:before="80" w:after="80"/>
-              <w:ind w:left="100" w:right="100"/>
-              <w:jc w:val="center"/>
-              <w:rPr>
-                <w:rFonts w:ascii="Arial" w:eastAsia="Arial" w:hAnsi="Arial" w:cs="Arial"/>
-                <w:color w:val="263238"/>
-                <w:sz w:val="16"/>
-                <w:szCs w:val="16"/>
+              <w:spacing w:after="80" w:before="80" w:line="240"/>
+              <w:ind w:left="100" w:right="100" w:firstLine="0" w:firstLineChars="0"/>
+              <w:rPr>
+                <w:rFonts w:ascii="Arial" w:hAnsi="Arial" w:eastAsia="Arial" w:cs="Arial"/>
+                <w:i w:val="false"/>
+                <w:b w:val="false"/>
+                <w:u w:val="none"/>
+                <w:strike w:val="false"/>
+                <w:sz w:val="16"/>
+                <w:szCs w:val="16"/>
+                <w:color w:val="263238"/>
               </w:rPr>
             </w:pPr>
             <w:r>
               <w:rPr>
-                <w:rFonts w:ascii="Arial" w:eastAsia="Arial" w:hAnsi="Arial" w:cs="Arial"/>
-                <w:color w:val="263238"/>
-                <w:sz w:val="16"/>
-                <w:szCs w:val="16"/>
-              </w:rPr>
-              <w:t>2.25 (1.90-2.64)</w:t>
+                <w:rFonts w:ascii="Arial" w:hAnsi="Arial" w:eastAsia="Arial" w:cs="Arial"/>
+                <w:i w:val="false"/>
+                <w:b w:val="false"/>
+                <w:u w:val="none"/>
+                <w:strike w:val="false"/>
+                <w:sz w:val="16"/>
+                <w:szCs w:val="16"/>
+                <w:color w:val="263238"/>
+              </w:rPr>
+              <w:t xml:space="preserve">2.26 (1.92-2.63)</w:t>
             </w:r>
           </w:p>
         </w:tc>
@@ -1326,234 +1468,264 @@
       <w:tr>
         <w:trPr>
           <w:cantSplit/>
-          <w:jc w:val="center"/>
+          <w:trHeight w:val="490" w:hRule="auto"/>
         </w:trPr>
+        body5
         <w:tc>
           <w:tcPr>
-            <w:tcW w:w="1620" w:type="dxa"/>
             <w:vMerge/>
             <w:tcBorders>
+              <w:bottom w:val="single" w:sz="5" w:space="0" w:color="C9D1D5"/>
               <w:top w:val="single" w:sz="5" w:space="0" w:color="C9D1D5"/>
               <w:left w:val="none" w:sz="0" w:space="0" w:color="000000"/>
-              <w:bottom w:val="single" w:sz="5" w:space="0" w:color="C9D1D5"/>
               <w:right w:val="none" w:sz="0" w:space="0" w:color="000000"/>
             </w:tcBorders>
             <w:shd w:val="clear" w:color="auto" w:fill="FFFFFF"/>
             <w:tcMar>
               <w:top w:w="0" w:type="dxa"/>
+              <w:bottom w:w="0" w:type="dxa"/>
               <w:left w:w="0" w:type="dxa"/>
-              <w:bottom w:w="0" w:type="dxa"/>
               <w:right w:w="0" w:type="dxa"/>
             </w:tcMar>
             <w:vAlign w:val="center"/>
           </w:tcPr>
           <w:p>
             <w:pPr>
+              <w:jc w:val="center"/>
               <w:pBdr>
+                <w:bottom w:val="none" w:sz="0" w:space="0" w:color="000000"/>
                 <w:top w:val="none" w:sz="0" w:space="0" w:color="000000"/>
                 <w:left w:val="none" w:sz="0" w:space="0" w:color="000000"/>
-                <w:bottom w:val="none" w:sz="0" w:space="0" w:color="000000"/>
                 <w:right w:val="none" w:sz="0" w:space="0" w:color="000000"/>
               </w:pBdr>
-              <w:spacing w:before="80" w:after="80"/>
-              <w:ind w:left="100" w:right="100"/>
-              <w:jc w:val="center"/>
-              <w:rPr>
-                <w:rFonts w:ascii="Arial" w:eastAsia="Arial" w:hAnsi="Arial" w:cs="Arial"/>
-                <w:b/>
-                <w:color w:val="263238"/>
-                <w:sz w:val="16"/>
-                <w:szCs w:val="16"/>
+              <w:spacing w:after="80" w:before="80" w:line="240"/>
+              <w:ind w:left="100" w:right="100" w:firstLine="0" w:firstLineChars="0"/>
+              <w:rPr>
+                <w:rFonts w:ascii="Arial" w:hAnsi="Arial" w:eastAsia="Arial" w:cs="Arial"/>
+                <w:i w:val="false"/>
+                <w:b w:val="true"/>
+                <w:u w:val="none"/>
+                <w:strike w:val="false"/>
+                <w:sz w:val="16"/>
+                <w:szCs w:val="16"/>
+                <w:color w:val="263238"/>
               </w:rPr>
             </w:pPr>
           </w:p>
         </w:tc>
         <w:tc>
           <w:tcPr>
-            <w:tcW w:w="1476" w:type="dxa"/>
             <w:tcBorders>
+              <w:bottom w:val="single" w:sz="5" w:space="0" w:color="C9D1D5"/>
               <w:top w:val="single" w:sz="5" w:space="0" w:color="C9D1D5"/>
               <w:left w:val="none" w:sz="0" w:space="0" w:color="000000"/>
-              <w:bottom w:val="single" w:sz="5" w:space="0" w:color="C9D1D5"/>
               <w:right w:val="none" w:sz="0" w:space="0" w:color="000000"/>
             </w:tcBorders>
             <w:shd w:val="clear" w:color="auto" w:fill="FFFFFF"/>
             <w:tcMar>
               <w:top w:w="0" w:type="dxa"/>
+              <w:bottom w:w="0" w:type="dxa"/>
               <w:left w:w="0" w:type="dxa"/>
-              <w:bottom w:w="0" w:type="dxa"/>
               <w:right w:w="0" w:type="dxa"/>
             </w:tcMar>
             <w:vAlign w:val="center"/>
           </w:tcPr>
           <w:p>
             <w:pPr>
+              <w:jc w:val="left"/>
               <w:pBdr>
+                <w:bottom w:val="none" w:sz="0" w:space="0" w:color="000000"/>
                 <w:top w:val="none" w:sz="0" w:space="0" w:color="000000"/>
                 <w:left w:val="none" w:sz="0" w:space="0" w:color="000000"/>
-                <w:bottom w:val="none" w:sz="0" w:space="0" w:color="000000"/>
                 <w:right w:val="none" w:sz="0" w:space="0" w:color="000000"/>
               </w:pBdr>
-              <w:spacing w:before="80" w:after="80"/>
-              <w:ind w:left="100" w:right="100"/>
-              <w:rPr>
-                <w:rFonts w:ascii="Arial" w:eastAsia="Arial" w:hAnsi="Arial" w:cs="Arial"/>
-                <w:b/>
-                <w:color w:val="263238"/>
-                <w:sz w:val="16"/>
-                <w:szCs w:val="16"/>
+              <w:spacing w:after="80" w:before="80" w:line="240"/>
+              <w:ind w:left="100" w:right="100" w:firstLine="0" w:firstLineChars="0"/>
+              <w:rPr>
+                <w:rFonts w:ascii="Arial" w:hAnsi="Arial" w:eastAsia="Arial" w:cs="Arial"/>
+                <w:i w:val="false"/>
+                <w:b w:val="true"/>
+                <w:u w:val="none"/>
+                <w:strike w:val="false"/>
+                <w:sz w:val="16"/>
+                <w:szCs w:val="16"/>
+                <w:color w:val="263238"/>
               </w:rPr>
             </w:pPr>
             <w:r>
               <w:rPr>
-                <w:rFonts w:ascii="Arial" w:eastAsia="Arial" w:hAnsi="Arial" w:cs="Arial"/>
-                <w:b/>
-                <w:color w:val="263238"/>
-                <w:sz w:val="16"/>
-                <w:szCs w:val="16"/>
-              </w:rPr>
-              <w:t>Hypertension</w:t>
+                <w:rFonts w:ascii="Arial" w:hAnsi="Arial" w:eastAsia="Arial" w:cs="Arial"/>
+                <w:i w:val="false"/>
+                <w:b w:val="true"/>
+                <w:u w:val="none"/>
+                <w:strike w:val="false"/>
+                <w:sz w:val="16"/>
+                <w:szCs w:val="16"/>
+                <w:color w:val="263238"/>
+              </w:rPr>
+              <w:t xml:space="preserve">Hypertension</w:t>
             </w:r>
           </w:p>
         </w:tc>
         <w:tc>
           <w:tcPr>
-            <w:tcW w:w="2016" w:type="dxa"/>
             <w:tcBorders>
+              <w:bottom w:val="single" w:sz="5" w:space="0" w:color="C9D1D5"/>
               <w:top w:val="single" w:sz="5" w:space="0" w:color="C9D1D5"/>
               <w:left w:val="none" w:sz="0" w:space="0" w:color="000000"/>
-              <w:bottom w:val="single" w:sz="5" w:space="0" w:color="C9D1D5"/>
               <w:right w:val="none" w:sz="0" w:space="0" w:color="000000"/>
             </w:tcBorders>
             <w:shd w:val="clear" w:color="auto" w:fill="FFFFFF"/>
             <w:tcMar>
               <w:top w:w="0" w:type="dxa"/>
+              <w:bottom w:w="0" w:type="dxa"/>
               <w:left w:w="0" w:type="dxa"/>
-              <w:bottom w:w="0" w:type="dxa"/>
               <w:right w:w="0" w:type="dxa"/>
             </w:tcMar>
             <w:vAlign w:val="center"/>
           </w:tcPr>
           <w:p>
             <w:pPr>
+              <w:jc w:val="center"/>
               <w:pBdr>
+                <w:bottom w:val="none" w:sz="0" w:space="0" w:color="000000"/>
                 <w:top w:val="none" w:sz="0" w:space="0" w:color="000000"/>
                 <w:left w:val="none" w:sz="0" w:space="0" w:color="000000"/>
-                <w:bottom w:val="none" w:sz="0" w:space="0" w:color="000000"/>
                 <w:right w:val="none" w:sz="0" w:space="0" w:color="000000"/>
               </w:pBdr>
-              <w:spacing w:before="80" w:after="80"/>
-              <w:ind w:left="100" w:right="100"/>
-              <w:jc w:val="center"/>
-              <w:rPr>
-                <w:rFonts w:ascii="Arial" w:eastAsia="Arial" w:hAnsi="Arial" w:cs="Arial"/>
-                <w:color w:val="263238"/>
-                <w:sz w:val="16"/>
-                <w:szCs w:val="16"/>
+              <w:spacing w:after="80" w:before="80" w:line="240"/>
+              <w:ind w:left="100" w:right="100" w:firstLine="0" w:firstLineChars="0"/>
+              <w:rPr>
+                <w:rFonts w:ascii="Arial" w:hAnsi="Arial" w:eastAsia="Arial" w:cs="Arial"/>
+                <w:i w:val="false"/>
+                <w:b w:val="false"/>
+                <w:u w:val="none"/>
+                <w:strike w:val="false"/>
+                <w:sz w:val="16"/>
+                <w:szCs w:val="16"/>
+                <w:color w:val="263238"/>
               </w:rPr>
             </w:pPr>
             <w:r>
               <w:rPr>
-                <w:rFonts w:ascii="Arial" w:eastAsia="Arial" w:hAnsi="Arial" w:cs="Arial"/>
-                <w:color w:val="263238"/>
-                <w:sz w:val="16"/>
-                <w:szCs w:val="16"/>
-              </w:rPr>
-              <w:t>0.07 (0.07-0.08)</w:t>
+                <w:rFonts w:ascii="Arial" w:hAnsi="Arial" w:eastAsia="Arial" w:cs="Arial"/>
+                <w:i w:val="false"/>
+                <w:b w:val="false"/>
+                <w:u w:val="none"/>
+                <w:strike w:val="false"/>
+                <w:sz w:val="16"/>
+                <w:szCs w:val="16"/>
+                <w:color w:val="263238"/>
+              </w:rPr>
+              <w:t xml:space="preserve">0.08 (0.08-0.09)</w:t>
             </w:r>
           </w:p>
         </w:tc>
         <w:tc>
           <w:tcPr>
-            <w:tcW w:w="2016" w:type="dxa"/>
             <w:tcBorders>
+              <w:bottom w:val="single" w:sz="5" w:space="0" w:color="C9D1D5"/>
               <w:top w:val="single" w:sz="5" w:space="0" w:color="C9D1D5"/>
               <w:left w:val="none" w:sz="0" w:space="0" w:color="000000"/>
-              <w:bottom w:val="single" w:sz="5" w:space="0" w:color="C9D1D5"/>
               <w:right w:val="none" w:sz="0" w:space="0" w:color="000000"/>
             </w:tcBorders>
             <w:shd w:val="clear" w:color="auto" w:fill="FFFFFF"/>
             <w:tcMar>
               <w:top w:w="0" w:type="dxa"/>
+              <w:bottom w:w="0" w:type="dxa"/>
               <w:left w:w="0" w:type="dxa"/>
-              <w:bottom w:w="0" w:type="dxa"/>
               <w:right w:w="0" w:type="dxa"/>
             </w:tcMar>
             <w:vAlign w:val="center"/>
           </w:tcPr>
           <w:p>
             <w:pPr>
+              <w:jc w:val="center"/>
               <w:pBdr>
+                <w:bottom w:val="none" w:sz="0" w:space="0" w:color="000000"/>
                 <w:top w:val="none" w:sz="0" w:space="0" w:color="000000"/>
                 <w:left w:val="none" w:sz="0" w:space="0" w:color="000000"/>
-                <w:bottom w:val="none" w:sz="0" w:space="0" w:color="000000"/>
                 <w:right w:val="none" w:sz="0" w:space="0" w:color="000000"/>
               </w:pBdr>
-              <w:spacing w:before="80" w:after="80"/>
-              <w:ind w:left="100" w:right="100"/>
-              <w:jc w:val="center"/>
-              <w:rPr>
-                <w:rFonts w:ascii="Arial" w:eastAsia="Arial" w:hAnsi="Arial" w:cs="Arial"/>
-                <w:color w:val="263238"/>
-                <w:sz w:val="16"/>
-                <w:szCs w:val="16"/>
+              <w:spacing w:after="80" w:before="80" w:line="240"/>
+              <w:ind w:left="100" w:right="100" w:firstLine="0" w:firstLineChars="0"/>
+              <w:rPr>
+                <w:rFonts w:ascii="Arial" w:hAnsi="Arial" w:eastAsia="Arial" w:cs="Arial"/>
+                <w:i w:val="false"/>
+                <w:b w:val="false"/>
+                <w:u w:val="none"/>
+                <w:strike w:val="false"/>
+                <w:sz w:val="16"/>
+                <w:szCs w:val="16"/>
+                <w:color w:val="263238"/>
               </w:rPr>
             </w:pPr>
             <w:r>
               <w:rPr>
-                <w:rFonts w:ascii="Arial" w:eastAsia="Arial" w:hAnsi="Arial" w:cs="Arial"/>
-                <w:color w:val="263238"/>
-                <w:sz w:val="16"/>
-                <w:szCs w:val="16"/>
-              </w:rPr>
-              <w:t>0.16 (0.15-0.19)</w:t>
+                <w:rFonts w:ascii="Arial" w:hAnsi="Arial" w:eastAsia="Arial" w:cs="Arial"/>
+                <w:i w:val="false"/>
+                <w:b w:val="false"/>
+                <w:u w:val="none"/>
+                <w:strike w:val="false"/>
+                <w:sz w:val="16"/>
+                <w:szCs w:val="16"/>
+                <w:color w:val="263238"/>
+              </w:rPr>
+              <w:t xml:space="preserve">0.18 (0.16-0.20)</w:t>
             </w:r>
           </w:p>
         </w:tc>
         <w:tc>
           <w:tcPr>
-            <w:tcW w:w="2376" w:type="dxa"/>
             <w:tcBorders>
+              <w:bottom w:val="single" w:sz="5" w:space="0" w:color="C9D1D5"/>
               <w:top w:val="single" w:sz="5" w:space="0" w:color="C9D1D5"/>
               <w:left w:val="none" w:sz="0" w:space="0" w:color="000000"/>
-              <w:bottom w:val="single" w:sz="5" w:space="0" w:color="C9D1D5"/>
               <w:right w:val="none" w:sz="0" w:space="0" w:color="000000"/>
             </w:tcBorders>
             <w:shd w:val="clear" w:color="auto" w:fill="FFFFFF"/>
             <w:tcMar>
               <w:top w:w="0" w:type="dxa"/>
+              <w:bottom w:w="0" w:type="dxa"/>
               <w:left w:w="0" w:type="dxa"/>
-              <w:bottom w:w="0" w:type="dxa"/>
               <w:right w:w="0" w:type="dxa"/>
             </w:tcMar>
             <w:vAlign w:val="center"/>
           </w:tcPr>
           <w:p>
             <w:pPr>
+              <w:jc w:val="center"/>
               <w:pBdr>
+                <w:bottom w:val="none" w:sz="0" w:space="0" w:color="000000"/>
                 <w:top w:val="none" w:sz="0" w:space="0" w:color="000000"/>
                 <w:left w:val="none" w:sz="0" w:space="0" w:color="000000"/>
-                <w:bottom w:val="none" w:sz="0" w:space="0" w:color="000000"/>
                 <w:right w:val="none" w:sz="0" w:space="0" w:color="000000"/>
               </w:pBdr>
-              <w:spacing w:before="80" w:after="80"/>
-              <w:ind w:left="100" w:right="100"/>
-              <w:jc w:val="center"/>
-              <w:rPr>
-                <w:rFonts w:ascii="Arial" w:eastAsia="Arial" w:hAnsi="Arial" w:cs="Arial"/>
-                <w:color w:val="263238"/>
-                <w:sz w:val="16"/>
-                <w:szCs w:val="16"/>
+              <w:spacing w:after="80" w:before="80" w:line="240"/>
+              <w:ind w:left="100" w:right="100" w:firstLine="0" w:firstLineChars="0"/>
+              <w:rPr>
+                <w:rFonts w:ascii="Arial" w:hAnsi="Arial" w:eastAsia="Arial" w:cs="Arial"/>
+                <w:i w:val="false"/>
+                <w:b w:val="false"/>
+                <w:u w:val="none"/>
+                <w:strike w:val="false"/>
+                <w:sz w:val="16"/>
+                <w:szCs w:val="16"/>
+                <w:color w:val="263238"/>
               </w:rPr>
             </w:pPr>
             <w:r>
               <w:rPr>
-                <w:rFonts w:ascii="Arial" w:eastAsia="Arial" w:hAnsi="Arial" w:cs="Arial"/>
-                <w:color w:val="263238"/>
-                <w:sz w:val="16"/>
-                <w:szCs w:val="16"/>
-              </w:rPr>
-              <w:t>2.20 (1.91-2.58)</w:t>
+                <w:rFonts w:ascii="Arial" w:hAnsi="Arial" w:eastAsia="Arial" w:cs="Arial"/>
+                <w:i w:val="false"/>
+                <w:b w:val="false"/>
+                <w:u w:val="none"/>
+                <w:strike w:val="false"/>
+                <w:sz w:val="16"/>
+                <w:szCs w:val="16"/>
+                <w:color w:val="263238"/>
+              </w:rPr>
+              <w:t xml:space="preserve">2.19 (1.88-2.57)</w:t>
             </w:r>
           </w:p>
         </w:tc>
@@ -1561,340 +1733,333 @@
       <w:tr>
         <w:trPr>
           <w:cantSplit/>
-          <w:jc w:val="center"/>
+          <w:trHeight w:val="490" w:hRule="auto"/>
         </w:trPr>
+        body6
         <w:tc>
           <w:tcPr>
-            <w:tcW w:w="1620" w:type="dxa"/>
             <w:vMerge/>
             <w:tcBorders>
+              <w:bottom w:val="single" w:sz="5" w:space="0" w:color="C9D1D5"/>
               <w:top w:val="single" w:sz="5" w:space="0" w:color="C9D1D5"/>
               <w:left w:val="none" w:sz="0" w:space="0" w:color="000000"/>
-              <w:bottom w:val="single" w:sz="5" w:space="0" w:color="C9D1D5"/>
               <w:right w:val="none" w:sz="0" w:space="0" w:color="000000"/>
             </w:tcBorders>
             <w:shd w:val="clear" w:color="auto" w:fill="FFFFFF"/>
             <w:tcMar>
               <w:top w:w="0" w:type="dxa"/>
+              <w:bottom w:w="0" w:type="dxa"/>
               <w:left w:w="0" w:type="dxa"/>
-              <w:bottom w:w="0" w:type="dxa"/>
               <w:right w:w="0" w:type="dxa"/>
             </w:tcMar>
             <w:vAlign w:val="center"/>
           </w:tcPr>
           <w:p>
             <w:pPr>
+              <w:jc w:val="center"/>
               <w:pBdr>
+                <w:bottom w:val="none" w:sz="0" w:space="0" w:color="000000"/>
                 <w:top w:val="none" w:sz="0" w:space="0" w:color="000000"/>
                 <w:left w:val="none" w:sz="0" w:space="0" w:color="000000"/>
-                <w:bottom w:val="none" w:sz="0" w:space="0" w:color="000000"/>
                 <w:right w:val="none" w:sz="0" w:space="0" w:color="000000"/>
               </w:pBdr>
-              <w:spacing w:before="80" w:after="80"/>
-              <w:ind w:left="100" w:right="100"/>
-              <w:jc w:val="center"/>
-              <w:rPr>
-                <w:rFonts w:ascii="Arial" w:eastAsia="Arial" w:hAnsi="Arial" w:cs="Arial"/>
-                <w:b/>
-                <w:color w:val="263238"/>
-                <w:sz w:val="16"/>
-                <w:szCs w:val="16"/>
+              <w:spacing w:after="80" w:before="80" w:line="240"/>
+              <w:ind w:left="100" w:right="100" w:firstLine="0" w:firstLineChars="0"/>
+              <w:rPr>
+                <w:rFonts w:ascii="Arial" w:hAnsi="Arial" w:eastAsia="Arial" w:cs="Arial"/>
+                <w:i w:val="false"/>
+                <w:b w:val="true"/>
+                <w:u w:val="none"/>
+                <w:strike w:val="false"/>
+                <w:sz w:val="16"/>
+                <w:szCs w:val="16"/>
+                <w:color w:val="263238"/>
               </w:rPr>
             </w:pPr>
           </w:p>
         </w:tc>
         <w:tc>
           <w:tcPr>
-            <w:tcW w:w="1476" w:type="dxa"/>
             <w:tcBorders>
+              <w:bottom w:val="single" w:sz="5" w:space="0" w:color="C9D1D5"/>
               <w:top w:val="single" w:sz="5" w:space="0" w:color="C9D1D5"/>
               <w:left w:val="none" w:sz="0" w:space="0" w:color="000000"/>
-              <w:bottom w:val="single" w:sz="5" w:space="0" w:color="C9D1D5"/>
               <w:right w:val="none" w:sz="0" w:space="0" w:color="000000"/>
             </w:tcBorders>
             <w:shd w:val="clear" w:color="auto" w:fill="FFFFFF"/>
             <w:tcMar>
               <w:top w:w="0" w:type="dxa"/>
+              <w:bottom w:w="0" w:type="dxa"/>
               <w:left w:w="0" w:type="dxa"/>
-              <w:bottom w:w="0" w:type="dxa"/>
               <w:right w:w="0" w:type="dxa"/>
             </w:tcMar>
             <w:vAlign w:val="center"/>
           </w:tcPr>
           <w:p>
             <w:pPr>
+              <w:jc w:val="left"/>
               <w:pBdr>
+                <w:bottom w:val="none" w:sz="0" w:space="0" w:color="000000"/>
                 <w:top w:val="none" w:sz="0" w:space="0" w:color="000000"/>
                 <w:left w:val="none" w:sz="0" w:space="0" w:color="000000"/>
-                <w:bottom w:val="none" w:sz="0" w:space="0" w:color="000000"/>
                 <w:right w:val="none" w:sz="0" w:space="0" w:color="000000"/>
               </w:pBdr>
-              <w:spacing w:before="80" w:after="80"/>
-              <w:ind w:left="100" w:right="100"/>
-              <w:rPr>
-                <w:rFonts w:ascii="Arial" w:eastAsia="Arial" w:hAnsi="Arial" w:cs="Arial"/>
-                <w:b/>
-                <w:color w:val="263238"/>
-                <w:sz w:val="16"/>
-                <w:szCs w:val="16"/>
+              <w:spacing w:after="80" w:before="80" w:line="240"/>
+              <w:ind w:left="100" w:right="100" w:firstLine="0" w:firstLineChars="0"/>
+              <w:rPr>
+                <w:rFonts w:ascii="Arial" w:hAnsi="Arial" w:eastAsia="Arial" w:cs="Arial"/>
+                <w:i w:val="false"/>
+                <w:b w:val="true"/>
+                <w:u w:val="none"/>
+                <w:strike w:val="false"/>
+                <w:sz w:val="16"/>
+                <w:szCs w:val="16"/>
+                <w:color w:val="263238"/>
               </w:rPr>
             </w:pPr>
             <w:r>
               <w:rPr>
-                <w:rFonts w:ascii="Arial" w:eastAsia="Arial" w:hAnsi="Arial" w:cs="Arial"/>
-                <w:b/>
-                <w:color w:val="263238"/>
-                <w:sz w:val="16"/>
-                <w:szCs w:val="16"/>
-              </w:rPr>
-              <w:t>Chronic kidney disease</w:t>
+                <w:rFonts w:ascii="Arial" w:hAnsi="Arial" w:eastAsia="Arial" w:cs="Arial"/>
+                <w:i w:val="false"/>
+                <w:b w:val="true"/>
+                <w:u w:val="none"/>
+                <w:strike w:val="false"/>
+                <w:sz w:val="16"/>
+                <w:szCs w:val="16"/>
+                <w:color w:val="263238"/>
+              </w:rPr>
+              <w:t xml:space="preserve">Chronic kidney disease</w:t>
             </w:r>
           </w:p>
         </w:tc>
         <w:tc>
           <w:tcPr>
-            <w:tcW w:w="2016" w:type="dxa"/>
             <w:tcBorders>
+              <w:bottom w:val="single" w:sz="5" w:space="0" w:color="C9D1D5"/>
               <w:top w:val="single" w:sz="5" w:space="0" w:color="C9D1D5"/>
               <w:left w:val="none" w:sz="0" w:space="0" w:color="000000"/>
-              <w:bottom w:val="single" w:sz="5" w:space="0" w:color="C9D1D5"/>
               <w:right w:val="none" w:sz="0" w:space="0" w:color="000000"/>
             </w:tcBorders>
             <w:shd w:val="clear" w:color="auto" w:fill="FFFFFF"/>
             <w:tcMar>
               <w:top w:w="0" w:type="dxa"/>
+              <w:bottom w:w="0" w:type="dxa"/>
               <w:left w:w="0" w:type="dxa"/>
-              <w:bottom w:w="0" w:type="dxa"/>
               <w:right w:w="0" w:type="dxa"/>
             </w:tcMar>
             <w:vAlign w:val="center"/>
           </w:tcPr>
           <w:p>
             <w:pPr>
+              <w:jc w:val="center"/>
               <w:pBdr>
+                <w:bottom w:val="none" w:sz="0" w:space="0" w:color="000000"/>
                 <w:top w:val="none" w:sz="0" w:space="0" w:color="000000"/>
                 <w:left w:val="none" w:sz="0" w:space="0" w:color="000000"/>
-                <w:bottom w:val="none" w:sz="0" w:space="0" w:color="000000"/>
                 <w:right w:val="none" w:sz="0" w:space="0" w:color="000000"/>
               </w:pBdr>
-              <w:spacing w:before="80" w:after="80"/>
-              <w:ind w:left="100" w:right="100"/>
-              <w:jc w:val="center"/>
-              <w:rPr>
-                <w:rFonts w:ascii="Arial" w:eastAsia="Arial" w:hAnsi="Arial" w:cs="Arial"/>
-                <w:color w:val="263238"/>
-                <w:sz w:val="16"/>
-                <w:szCs w:val="16"/>
+              <w:spacing w:after="80" w:before="80" w:line="240"/>
+              <w:ind w:left="100" w:right="100" w:firstLine="0" w:firstLineChars="0"/>
+              <w:rPr>
+                <w:rFonts w:ascii="Arial" w:hAnsi="Arial" w:eastAsia="Arial" w:cs="Arial"/>
+                <w:i w:val="false"/>
+                <w:b w:val="false"/>
+                <w:u w:val="none"/>
+                <w:strike w:val="false"/>
+                <w:sz w:val="16"/>
+                <w:szCs w:val="16"/>
+                <w:color w:val="263238"/>
               </w:rPr>
             </w:pPr>
             <w:r>
               <w:rPr>
-                <w:rFonts w:ascii="Arial" w:eastAsia="Arial" w:hAnsi="Arial" w:cs="Arial"/>
-                <w:color w:val="263238"/>
-                <w:sz w:val="16"/>
-                <w:szCs w:val="16"/>
-              </w:rPr>
-              <w:t>0.09 (0.09-0.10)</w:t>
+                <w:rFonts w:ascii="Arial" w:hAnsi="Arial" w:eastAsia="Arial" w:cs="Arial"/>
+                <w:i w:val="false"/>
+                <w:b w:val="false"/>
+                <w:u w:val="none"/>
+                <w:strike w:val="false"/>
+                <w:sz w:val="16"/>
+                <w:szCs w:val="16"/>
+                <w:color w:val="263238"/>
+              </w:rPr>
+              <w:t xml:space="preserve">0.10 (0.10-0.11)</w:t>
             </w:r>
           </w:p>
         </w:tc>
         <w:tc>
           <w:tcPr>
-            <w:tcW w:w="2016" w:type="dxa"/>
             <w:tcBorders>
+              <w:bottom w:val="single" w:sz="5" w:space="0" w:color="C9D1D5"/>
               <w:top w:val="single" w:sz="5" w:space="0" w:color="C9D1D5"/>
               <w:left w:val="none" w:sz="0" w:space="0" w:color="000000"/>
-              <w:bottom w:val="single" w:sz="5" w:space="0" w:color="C9D1D5"/>
               <w:right w:val="none" w:sz="0" w:space="0" w:color="000000"/>
             </w:tcBorders>
             <w:shd w:val="clear" w:color="auto" w:fill="FFFFFF"/>
             <w:tcMar>
               <w:top w:w="0" w:type="dxa"/>
+              <w:bottom w:w="0" w:type="dxa"/>
               <w:left w:w="0" w:type="dxa"/>
-              <w:bottom w:w="0" w:type="dxa"/>
               <w:right w:w="0" w:type="dxa"/>
             </w:tcMar>
             <w:vAlign w:val="center"/>
           </w:tcPr>
           <w:p>
             <w:pPr>
+              <w:jc w:val="center"/>
               <w:pBdr>
+                <w:bottom w:val="none" w:sz="0" w:space="0" w:color="000000"/>
                 <w:top w:val="none" w:sz="0" w:space="0" w:color="000000"/>
                 <w:left w:val="none" w:sz="0" w:space="0" w:color="000000"/>
-                <w:bottom w:val="none" w:sz="0" w:space="0" w:color="000000"/>
                 <w:right w:val="none" w:sz="0" w:space="0" w:color="000000"/>
               </w:pBdr>
-              <w:spacing w:before="80" w:after="80"/>
-              <w:ind w:left="100" w:right="100"/>
-              <w:jc w:val="center"/>
-              <w:rPr>
-                <w:rFonts w:ascii="Arial" w:eastAsia="Arial" w:hAnsi="Arial" w:cs="Arial"/>
-                <w:color w:val="263238"/>
-                <w:sz w:val="16"/>
-                <w:szCs w:val="16"/>
+              <w:spacing w:after="80" w:before="80" w:line="240"/>
+              <w:ind w:left="100" w:right="100" w:firstLine="0" w:firstLineChars="0"/>
+              <w:rPr>
+                <w:rFonts w:ascii="Arial" w:hAnsi="Arial" w:eastAsia="Arial" w:cs="Arial"/>
+                <w:i w:val="false"/>
+                <w:b w:val="false"/>
+                <w:u w:val="none"/>
+                <w:strike w:val="false"/>
+                <w:sz w:val="16"/>
+                <w:szCs w:val="16"/>
+                <w:color w:val="263238"/>
               </w:rPr>
             </w:pPr>
             <w:r>
               <w:rPr>
-                <w:rFonts w:ascii="Arial" w:eastAsia="Arial" w:hAnsi="Arial" w:cs="Arial"/>
-                <w:color w:val="263238"/>
-                <w:sz w:val="16"/>
-                <w:szCs w:val="16"/>
-              </w:rPr>
-              <w:t>0.38 (0.30-0.49)</w:t>
+                <w:rFonts w:ascii="Arial" w:hAnsi="Arial" w:eastAsia="Arial" w:cs="Arial"/>
+                <w:i w:val="false"/>
+                <w:b w:val="false"/>
+                <w:u w:val="none"/>
+                <w:strike w:val="false"/>
+                <w:sz w:val="16"/>
+                <w:szCs w:val="16"/>
+                <w:color w:val="263238"/>
+              </w:rPr>
+              <w:t xml:space="preserve">0.43 (0.34-0.55)</w:t>
             </w:r>
           </w:p>
         </w:tc>
         <w:tc>
           <w:tcPr>
-            <w:tcW w:w="2376" w:type="dxa"/>
             <w:tcBorders>
+              <w:bottom w:val="single" w:sz="5" w:space="0" w:color="C9D1D5"/>
               <w:top w:val="single" w:sz="5" w:space="0" w:color="C9D1D5"/>
               <w:left w:val="none" w:sz="0" w:space="0" w:color="000000"/>
-              <w:bottom w:val="single" w:sz="5" w:space="0" w:color="C9D1D5"/>
               <w:right w:val="none" w:sz="0" w:space="0" w:color="000000"/>
             </w:tcBorders>
             <w:shd w:val="clear" w:color="auto" w:fill="FFFFFF"/>
             <w:tcMar>
               <w:top w:w="0" w:type="dxa"/>
+              <w:bottom w:w="0" w:type="dxa"/>
               <w:left w:w="0" w:type="dxa"/>
-              <w:bottom w:w="0" w:type="dxa"/>
               <w:right w:w="0" w:type="dxa"/>
             </w:tcMar>
             <w:vAlign w:val="center"/>
           </w:tcPr>
           <w:p>
             <w:pPr>
+              <w:jc w:val="center"/>
               <w:pBdr>
+                <w:bottom w:val="none" w:sz="0" w:space="0" w:color="000000"/>
                 <w:top w:val="none" w:sz="0" w:space="0" w:color="000000"/>
                 <w:left w:val="none" w:sz="0" w:space="0" w:color="000000"/>
-                <w:bottom w:val="none" w:sz="0" w:space="0" w:color="000000"/>
                 <w:right w:val="none" w:sz="0" w:space="0" w:color="000000"/>
               </w:pBdr>
-              <w:spacing w:before="80" w:after="80"/>
-              <w:ind w:left="100" w:right="100"/>
-              <w:jc w:val="center"/>
-              <w:rPr>
-                <w:rFonts w:ascii="Arial" w:eastAsia="Arial" w:hAnsi="Arial" w:cs="Arial"/>
-                <w:color w:val="263238"/>
-                <w:sz w:val="16"/>
-                <w:szCs w:val="16"/>
+              <w:spacing w:after="80" w:before="80" w:line="240"/>
+              <w:ind w:left="100" w:right="100" w:firstLine="0" w:firstLineChars="0"/>
+              <w:rPr>
+                <w:rFonts w:ascii="Arial" w:hAnsi="Arial" w:eastAsia="Arial" w:cs="Arial"/>
+                <w:i w:val="false"/>
+                <w:b w:val="false"/>
+                <w:u w:val="none"/>
+                <w:strike w:val="false"/>
+                <w:sz w:val="16"/>
+                <w:szCs w:val="16"/>
+                <w:color w:val="263238"/>
               </w:rPr>
             </w:pPr>
             <w:r>
               <w:rPr>
-                <w:rFonts w:ascii="Arial" w:eastAsia="Arial" w:hAnsi="Arial" w:cs="Arial"/>
-                <w:color w:val="263238"/>
-                <w:sz w:val="16"/>
-                <w:szCs w:val="16"/>
-              </w:rPr>
-              <w:t>4.10 (3.12-5.24)</w:t>
+                <w:rFonts w:ascii="Arial" w:hAnsi="Arial" w:eastAsia="Arial" w:cs="Arial"/>
+                <w:i w:val="false"/>
+                <w:b w:val="false"/>
+                <w:u w:val="none"/>
+                <w:strike w:val="false"/>
+                <w:sz w:val="16"/>
+                <w:szCs w:val="16"/>
+                <w:color w:val="263238"/>
+              </w:rPr>
+              <w:t xml:space="preserve">4.20 (3.28-5.30)</w:t>
             </w:r>
           </w:p>
         </w:tc>
       </w:tr>
     </w:tbl>
-    <w:p/>
     <w:p>
       <w:pPr>
+        <w:pStyle w:val="Normal"/>
+      </w:pPr>
+      <w:r>
+        <w:t xml:space="preserve"/>
+      </w:r>
+    </w:p>
+    <w:p>
+      <w:pPr>
+        <w:jc w:val="left"/>
         <w:pBdr>
+          <w:bottom w:val="none" w:sz="0" w:space="0" w:color="000000"/>
           <w:top w:val="none" w:sz="0" w:space="0" w:color="000000"/>
           <w:left w:val="none" w:sz="0" w:space="0" w:color="000000"/>
-          <w:bottom w:val="none" w:sz="0" w:space="0" w:color="000000"/>
           <w:right w:val="none" w:sz="0" w:space="0" w:color="000000"/>
         </w:pBdr>
+        <w:spacing w:after="0" w:before="0" w:line="240"/>
+        <w:ind w:left="0" w:right="0" w:firstLine="0" w:firstLineChars="0"/>
       </w:pPr>
       <w:r>
         <w:rPr>
-          <w:rFonts w:ascii="Arial" w:eastAsia="Arial" w:hAnsi="Arial" w:cs="Arial"/>
-          <w:i/>
-          <w:color w:val="000000"/>
+          <w:rFonts w:ascii="Arial" w:hAnsi="Arial" w:eastAsia="Arial" w:cs="Arial"/>
+          <w:i w:val="true"/>
+          <w:b w:val="false"/>
+          <w:u w:val="none"/>
+          <w:strike w:val="false"/>
           <w:sz w:val="16"/>
           <w:szCs w:val="16"/>
+          <w:color w:val="000000"/>
         </w:rPr>
         <w:t xml:space="preserve">Note. </w:t>
       </w:r>
       <w:r>
         <w:rPr>
-          <w:rFonts w:ascii="Arial" w:eastAsia="Arial" w:hAnsi="Arial" w:cs="Arial"/>
-          <w:color w:val="000000"/>
+          <w:rFonts w:ascii="Arial" w:hAnsi="Arial" w:eastAsia="Arial" w:cs="Arial"/>
+          <w:i w:val="false"/>
+          <w:b w:val="false"/>
+          <w:u w:val="none"/>
+          <w:strike w:val="false"/>
           <w:sz w:val="16"/>
           <w:szCs w:val="16"/>
+          <w:color w:val="000000"/>
         </w:rPr>
-        <w:t xml:space="preserve">Risks are </w:t>
-      </w:r>
-      <w:proofErr w:type="spellStart"/>
-      <w:r>
-        <w:rPr>
-          <w:rFonts w:ascii="Arial" w:eastAsia="Arial" w:hAnsi="Arial" w:cs="Arial"/>
-          <w:color w:val="000000"/>
-          <w:sz w:val="16"/>
-          <w:szCs w:val="16"/>
-        </w:rPr>
-        <w:t>standardised</w:t>
-      </w:r>
-      <w:proofErr w:type="spellEnd"/>
-      <w:r>
-        <w:rPr>
-          <w:rFonts w:ascii="Arial" w:eastAsia="Arial" w:hAnsi="Arial" w:cs="Arial"/>
-          <w:color w:val="000000"/>
-          <w:sz w:val="16"/>
-          <w:szCs w:val="16"/>
-        </w:rPr>
-        <w:t xml:space="preserve"> predicted risks from mutually adjusted logistic models, with the focal condition set to absent or present. Models include diabetes, hypertension, and chronic kidney disease simultaneously and adjust for age, sex, year, and state of residence. </w:t>
-      </w:r>
-      <w:proofErr w:type="spellStart"/>
-      <w:r>
-        <w:rPr>
-          <w:rFonts w:ascii="Arial" w:eastAsia="Arial" w:hAnsi="Arial" w:cs="Arial"/>
-          <w:color w:val="000000"/>
-          <w:sz w:val="16"/>
-          <w:szCs w:val="16"/>
-        </w:rPr>
-        <w:t>Standardised</w:t>
-      </w:r>
-      <w:proofErr w:type="spellEnd"/>
-      <w:r>
-        <w:rPr>
-          <w:rFonts w:ascii="Arial" w:eastAsia="Arial" w:hAnsi="Arial" w:cs="Arial"/>
-          <w:color w:val="000000"/>
-          <w:sz w:val="16"/>
-          <w:szCs w:val="16"/>
-        </w:rPr>
-        <w:t xml:space="preserve"> RR is the ratio of the present to absent predicted risk. Risk and RR 95% CIs are from the same 2,000 parametric bootstrap draws.</w:t>
+        <w:t xml:space="preserve">Risks are standardised predicted risks from mutually adjusted logistic models, with the focal condition set to absent or present. Models include diabetes, hypertension, and chronic kidney disease simultaneously and adjust for age, sex, year, and state of residence. Standardised RR is the ratio of the present to absent predicted risk. Risk and RR 95% CIs are from the same 2,000 parametric bootstrap draws.</w:t>
       </w:r>
     </w:p>
     <w:sectPr>
+      <w:pgMar w:header="708" w:bottom="936" w:top="936" w:right="864" w:left="864" w:footer="708" w:gutter="0"/>
+      <w:pgSz w:h="16838" w:w="11906" w:orient="portrait"/>
       <w:type w:val="continuous"/>
-      <w:pgSz w:w="11906" w:h="16838"/>
-      <w:pgMar w:top="936" w:right="864" w:bottom="936" w:left="864" w:header="708" w:footer="708" w:gutter="0"/>
-      <w:cols w:space="720"/>
+      <w:cols/>
     </w:sectPr>
   </w:body>
 </w:document>
 </file>
 
-<file path=word/endnotes.xml><?xml version="1.0" encoding="utf-8"?>
-<w:endnotes xmlns:wpc="http://schemas.microsoft.com/office/word/2010/wordprocessingCanvas" xmlns:cx="http://schemas.microsoft.com/office/drawing/2014/chartex" xmlns:cx1="http://schemas.microsoft.com/office/drawing/2015/9/8/chartex" xmlns:cx2="http://schemas.microsoft.com/office/drawing/2015/10/21/chartex" xmlns:cx3="http://schemas.microsoft.com/office/drawing/2016/5/9/chartex" xmlns:cx4="http://schemas.microsoft.com/office/drawing/2016/5/10/chartex" xmlns:cx5="http://schemas.microsoft.com/office/drawing/2016/5/11/chartex" xmlns:cx6="http://schemas.microsoft.com/office/drawing/2016/5/12/chartex" xmlns:cx7="http://schemas.microsoft.com/office/drawing/2016/5/13/chartex" xmlns:cx8="http://schemas.microsoft.com/office/drawing/2016/5/14/chartex" xmlns:mc="http://schemas.openxmlformats.org/markup-compatibility/2006" xmlns:aink="http://schemas.microsoft.com/office/drawing/2016/ink" xmlns:am3d="http://schemas.microsoft.com/office/drawing/2017/model3d" xmlns:o="urn:schemas-microsoft-com:office:office" xmlns:oel="http://schemas.microsoft.com/office/2019/extlst" xmlns:r="http://schemas.openxmlformats.org/officeDocument/2006/relationships" xmlns:m="http://schemas.openxmlformats.org/officeDocument/2006/math" xmlns:v="urn:schemas-microsoft-com:vml" xmlns:wp14="http://schemas.microsoft.com/office/word/2010/wordprocessingDrawing" xmlns:wp="http://schemas.openxmlformats.org/drawingml/2006/wordprocessingDrawing" xmlns:w10="urn:schemas-microsoft-com:office:word" xmlns:w="http://schemas.openxmlformats.org/wordprocessingml/2006/main" xmlns:w14="http://schemas.microsoft.com/office/word/2010/wordml" xmlns:w15="http://schemas.microsoft.com/office/word/2012/wordml" xmlns:w16cex="http://schemas.microsoft.com/office/word/2018/wordml/cex" xmlns:w16cid="http://schemas.microsoft.com/office/word/2016/wordml/cid" xmlns:w16="http://schemas.microsoft.com/office/word/2018/wordml" xmlns:w16du="http://schemas.microsoft.com/office/word/2023/wordml/word16du" xmlns:w16sdtdh="http://schemas.microsoft.com/office/word/2020/wordml/sdtdatahash" xmlns:w16sdtfl="http://schemas.microsoft.com/office/word/2024/wordml/sdtformatlock" xmlns:w16se="http://schemas.microsoft.com/office/word/2015/wordml/symex" xmlns:wpg="http://schemas.microsoft.com/office/word/2010/wordprocessingGroup" xmlns:wpi="http://schemas.microsoft.com/office/word/2010/wordprocessingInk" xmlns:wne="http://schemas.microsoft.com/office/word/2006/wordml" xmlns:wps="http://schemas.microsoft.com/office/word/2010/wordprocessingShape" mc:Ignorable="w14 w15 w16se w16cid w16 w16cex w16sdtdh w16sdtfl w16du wp14">
-  <w:endnote w:type="separator" w:id="-1">
-    <w:p>
-      <w:r>
-        <w:separator/>
-      </w:r>
-    </w:p>
-  </w:endnote>
-  <w:endnote w:type="continuationSeparator" w:id="0">
-    <w:p>
-      <w:r>
-        <w:continuationSeparator/>
-      </w:r>
-    </w:p>
-  </w:endnote>
-</w:endnotes>
+<file path=word/comments.xml><?xml version="1.0" encoding="utf-8"?>
+<w:comments xmlns:wpc="http://schemas.microsoft.com/office/word/2010/wordprocessingCanvas" xmlns:mo="http://schemas.microsoft.com/office/mac/office/2008/main" xmlns:mc="http://schemas.openxmlformats.org/markup-compatibility/2006" xmlns:mv="urn:schemas-microsoft-com:mac:vml" xmlns:o="urn:schemas-microsoft-com:office:office" xmlns:r="http://schemas.openxmlformats.org/officeDocument/2006/relationships" xmlns:m="http://schemas.openxmlformats.org/officeDocument/2006/math" xmlns:v="urn:schemas-microsoft-com:vml" xmlns:wp14="http://schemas.microsoft.com/office/word/2010/wordprocessingDrawing" xmlns:wp="http://schemas.openxmlformats.org/drawingml/2006/wordprocessingDrawing" xmlns:w10="urn:schemas-microsoft-com:office:word" xmlns:w="http://schemas.openxmlformats.org/wordprocessingml/2006/main" xmlns:w14="http://schemas.microsoft.com/office/word/2010/wordml" xmlns:wpg="http://schemas.microsoft.com/office/word/2010/wordprocessingGroup" xmlns:wpi="http://schemas.microsoft.com/office/word/2010/wordprocessingInk" xmlns:wne="http://schemas.microsoft.com/office/word/2006/wordml" xmlns:wps="http://schemas.microsoft.com/office/word/2010/wordprocessingShape" mc:Ignorable="w14 wp14">
+</w:comments>
 </file>
 
 <file path=word/footnotes.xml><?xml version="1.0" encoding="utf-8"?>
-<w:footnotes xmlns:wpc="http://schemas.microsoft.com/office/word/2010/wordprocessingCanvas" xmlns:cx="http://schemas.microsoft.com/office/drawing/2014/chartex" xmlns:cx1="http://schemas.microsoft.com/office/drawing/2015/9/8/chartex" xmlns:cx2="http://schemas.microsoft.com/office/drawing/2015/10/21/chartex" xmlns:cx3="http://schemas.microsoft.com/office/drawing/2016/5/9/chartex" xmlns:cx4="http://schemas.microsoft.com/office/drawing/2016/5/10/chartex" xmlns:cx5="http://schemas.microsoft.com/office/drawing/2016/5/11/chartex" xmlns:cx6="http://schemas.microsoft.com/office/drawing/2016/5/12/chartex" xmlns:cx7="http://schemas.microsoft.com/office/drawing/2016/5/13/chartex" xmlns:cx8="http://schemas.microsoft.com/office/drawing/2016/5/14/chartex" xmlns:mc="http://schemas.openxmlformats.org/markup-compatibility/2006" xmlns:aink="http://schemas.microsoft.com/office/drawing/2016/ink" xmlns:am3d="http://schemas.microsoft.com/office/drawing/2017/model3d" xmlns:o="urn:schemas-microsoft-com:office:office" xmlns:oel="http://schemas.microsoft.com/office/2019/extlst" xmlns:r="http://schemas.openxmlformats.org/officeDocument/2006/relationships" xmlns:m="http://schemas.openxmlformats.org/officeDocument/2006/math" xmlns:v="urn:schemas-microsoft-com:vml" xmlns:wp14="http://schemas.microsoft.com/office/word/2010/wordprocessingDrawing" xmlns:wp="http://schemas.openxmlformats.org/drawingml/2006/wordprocessingDrawing" xmlns:w10="urn:schemas-microsoft-com:office:word" xmlns:w="http://schemas.openxmlformats.org/wordprocessingml/2006/main" xmlns:w14="http://schemas.microsoft.com/office/word/2010/wordml" xmlns:w15="http://schemas.microsoft.com/office/word/2012/wordml" xmlns:w16cex="http://schemas.microsoft.com/office/word/2018/wordml/cex" xmlns:w16cid="http://schemas.microsoft.com/office/word/2016/wordml/cid" xmlns:w16="http://schemas.microsoft.com/office/word/2018/wordml" xmlns:w16du="http://schemas.microsoft.com/office/word/2023/wordml/word16du" xmlns:w16sdtdh="http://schemas.microsoft.com/office/word/2020/wordml/sdtdatahash" xmlns:w16sdtfl="http://schemas.microsoft.com/office/word/2024/wordml/sdtformatlock" xmlns:w16se="http://schemas.microsoft.com/office/word/2015/wordml/symex" xmlns:wpg="http://schemas.microsoft.com/office/word/2010/wordprocessingGroup" xmlns:wpi="http://schemas.microsoft.com/office/word/2010/wordprocessingInk" xmlns:wne="http://schemas.microsoft.com/office/word/2006/wordml" xmlns:wps="http://schemas.microsoft.com/office/word/2010/wordprocessingShape" mc:Ignorable="w14 w15 w16se w16cid w16 w16cex w16sdtdh w16sdtfl w16du wp14">
+<w:footnotes xmlns:wpc="http://schemas.microsoft.com/office/word/2010/wordprocessingCanvas" xmlns:mo="http://schemas.microsoft.com/office/mac/office/2008/main" xmlns:mc="http://schemas.openxmlformats.org/markup-compatibility/2006" xmlns:mv="urn:schemas-microsoft-com:mac:vml" xmlns:o="urn:schemas-microsoft-com:office:office" xmlns:r="http://schemas.openxmlformats.org/officeDocument/2006/relationships" xmlns:m="http://schemas.openxmlformats.org/officeDocument/2006/math" xmlns:v="urn:schemas-microsoft-com:vml" xmlns:wp14="http://schemas.microsoft.com/office/word/2010/wordprocessingDrawing" xmlns:wp="http://schemas.openxmlformats.org/drawingml/2006/wordprocessingDrawing" xmlns:w10="urn:schemas-microsoft-com:office:word" xmlns:w="http://schemas.openxmlformats.org/wordprocessingml/2006/main" xmlns:w14="http://schemas.microsoft.com/office/word/2010/wordml" xmlns:wpg="http://schemas.microsoft.com/office/word/2010/wordprocessingGroup" xmlns:wpi="http://schemas.microsoft.com/office/word/2010/wordprocessingInk" xmlns:wne="http://schemas.microsoft.com/office/word/2006/wordml" xmlns:wps="http://schemas.microsoft.com/office/word/2010/wordprocessingShape" mc:Ignorable="w14 wp14">
   <w:footnote w:type="separator" w:id="-1">
     <w:p>
       <w:r>
@@ -1913,7 +2078,7 @@
 </file>
 
 <file path=word/numbering.xml><?xml version="1.0" encoding="utf-8"?>
-<w:numbering xmlns:wpc="http://schemas.microsoft.com/office/word/2010/wordprocessingCanvas" xmlns:cx="http://schemas.microsoft.com/office/drawing/2014/chartex" xmlns:cx1="http://schemas.microsoft.com/office/drawing/2015/9/8/chartex" xmlns:cx2="http://schemas.microsoft.com/office/drawing/2015/10/21/chartex" xmlns:cx3="http://schemas.microsoft.com/office/drawing/2016/5/9/chartex" xmlns:cx4="http://schemas.microsoft.com/office/drawing/2016/5/10/chartex" xmlns:cx5="http://schemas.microsoft.com/office/drawing/2016/5/11/chartex" xmlns:cx6="http://schemas.microsoft.com/office/drawing/2016/5/12/chartex" xmlns:cx7="http://schemas.microsoft.com/office/drawing/2016/5/13/chartex" xmlns:cx8="http://schemas.microsoft.com/office/drawing/2016/5/14/chartex" xmlns:mc="http://schemas.openxmlformats.org/markup-compatibility/2006" xmlns:aink="http://schemas.microsoft.com/office/drawing/2016/ink" xmlns:am3d="http://schemas.microsoft.com/office/drawing/2017/model3d" xmlns:o="urn:schemas-microsoft-com:office:office" xmlns:oel="http://schemas.microsoft.com/office/2019/extlst" xmlns:r="http://schemas.openxmlformats.org/officeDocument/2006/relationships" xmlns:m="http://schemas.openxmlformats.org/officeDocument/2006/math" xmlns:v="urn:schemas-microsoft-com:vml" xmlns:wp14="http://schemas.microsoft.com/office/word/2010/wordprocessingDrawing" xmlns:wp="http://schemas.openxmlformats.org/drawingml/2006/wordprocessingDrawing" xmlns:w10="urn:schemas-microsoft-com:office:word" xmlns:w="http://schemas.openxmlformats.org/wordprocessingml/2006/main" xmlns:w14="http://schemas.microsoft.com/office/word/2010/wordml" xmlns:w15="http://schemas.microsoft.com/office/word/2012/wordml" xmlns:w16cex="http://schemas.microsoft.com/office/word/2018/wordml/cex" xmlns:w16cid="http://schemas.microsoft.com/office/word/2016/wordml/cid" xmlns:w16="http://schemas.microsoft.com/office/word/2018/wordml" xmlns:w16du="http://schemas.microsoft.com/office/word/2023/wordml/word16du" xmlns:w16sdtdh="http://schemas.microsoft.com/office/word/2020/wordml/sdtdatahash" xmlns:w16sdtfl="http://schemas.microsoft.com/office/word/2024/wordml/sdtformatlock" xmlns:w16se="http://schemas.microsoft.com/office/word/2015/wordml/symex" xmlns:wpg="http://schemas.microsoft.com/office/word/2010/wordprocessingGroup" xmlns:wpi="http://schemas.microsoft.com/office/word/2010/wordprocessingInk" xmlns:wne="http://schemas.microsoft.com/office/word/2006/wordml" xmlns:wps="http://schemas.microsoft.com/office/word/2010/wordprocessingShape" mc:Ignorable="w14 w15 w16se w16cid w16 w16cex w16sdtdh w16sdtfl w16du wp14">
+<w:numbering xmlns:wpc="http://schemas.microsoft.com/office/word/2010/wordprocessingCanvas" xmlns:cx="http://schemas.microsoft.com/office/drawing/2014/chartex" xmlns:cx1="http://schemas.microsoft.com/office/drawing/2015/9/8/chartex" xmlns:cx2="http://schemas.microsoft.com/office/drawing/2015/10/21/chartex" xmlns:cx3="http://schemas.microsoft.com/office/drawing/2016/5/9/chartex" xmlns:cx4="http://schemas.microsoft.com/office/drawing/2016/5/10/chartex" xmlns:cx5="http://schemas.microsoft.com/office/drawing/2016/5/11/chartex" xmlns:cx6="http://schemas.microsoft.com/office/drawing/2016/5/12/chartex" xmlns:cx7="http://schemas.microsoft.com/office/drawing/2016/5/13/chartex" xmlns:cx8="http://schemas.microsoft.com/office/drawing/2016/5/14/chartex" xmlns:mc="http://schemas.openxmlformats.org/markup-compatibility/2006" xmlns:aink="http://schemas.microsoft.com/office/drawing/2016/ink" xmlns:am3d="http://schemas.microsoft.com/office/drawing/2017/model3d" xmlns:o="urn:schemas-microsoft-com:office:office" xmlns:r="http://schemas.openxmlformats.org/officeDocument/2006/relationships" xmlns:m="http://schemas.openxmlformats.org/officeDocument/2006/math" xmlns:v="urn:schemas-microsoft-com:vml" xmlns:wp14="http://schemas.microsoft.com/office/word/2010/wordprocessingDrawing" xmlns:wp="http://schemas.openxmlformats.org/drawingml/2006/wordprocessingDrawing" xmlns:w10="urn:schemas-microsoft-com:office:word" xmlns:w="http://schemas.openxmlformats.org/wordprocessingml/2006/main" xmlns:w14="http://schemas.microsoft.com/office/word/2010/wordml" xmlns:w15="http://schemas.microsoft.com/office/word/2012/wordml" xmlns:w16cex="http://schemas.microsoft.com/office/word/2018/wordml/cex" xmlns:w16cid="http://schemas.microsoft.com/office/word/2016/wordml/cid" xmlns:w16="http://schemas.microsoft.com/office/word/2018/wordml" xmlns:w16se="http://schemas.microsoft.com/office/word/2015/wordml/symex" xmlns:wpg="http://schemas.microsoft.com/office/word/2010/wordprocessingGroup" xmlns:wpi="http://schemas.microsoft.com/office/word/2010/wordprocessingInk" xmlns:wne="http://schemas.microsoft.com/office/word/2006/wordml" xmlns:wps="http://schemas.microsoft.com/office/word/2010/wordprocessingShape" mc:Ignorable="w14 w15 w16se w16cid w16 w16cex wp14">
   <w:abstractNum w:abstractNumId="0" w15:restartNumberingAfterBreak="0">
     <w:nsid w:val="07E925FD"/>
     <w:multiLevelType w:val="multilevel"/>
@@ -1921,7 +2086,7 @@
     <w:lvl w:ilvl="0">
       <w:start w:val="1"/>
       <w:numFmt w:val="decimal"/>
-      <w:pStyle w:val="1"/>
+      <w:pStyle w:val="Titre1"/>
       <w:lvlText w:val="%1."/>
       <w:lvlJc w:val="left"/>
       <w:pPr>
@@ -1931,7 +2096,7 @@
     <w:lvl w:ilvl="1">
       <w:start w:val="1"/>
       <w:numFmt w:val="decimal"/>
-      <w:pStyle w:val="2"/>
+      <w:pStyle w:val="Titre2"/>
       <w:lvlText w:val="%1.%2."/>
       <w:lvlJc w:val="left"/>
       <w:pPr>
@@ -1941,7 +2106,7 @@
     <w:lvl w:ilvl="2">
       <w:start w:val="1"/>
       <w:numFmt w:val="decimal"/>
-      <w:pStyle w:val="3"/>
+      <w:pStyle w:val="Titre3"/>
       <w:lvlText w:val="%1.%2.%3."/>
       <w:lvlJc w:val="left"/>
       <w:pPr>
@@ -2175,20 +2340,20 @@
       </w:pPr>
     </w:lvl>
   </w:abstractNum>
-  <w:num w:numId="1" w16cid:durableId="1779176775">
+  <w:num w:numId="1">
     <w:abstractNumId w:val="1"/>
   </w:num>
-  <w:num w:numId="2" w16cid:durableId="583880214">
+  <w:num w:numId="2">
     <w:abstractNumId w:val="2"/>
   </w:num>
-  <w:num w:numId="3" w16cid:durableId="1428426861">
+  <w:num w:numId="3">
     <w:abstractNumId w:val="0"/>
   </w:num>
 </w:numbering>
 </file>
 
 <file path=word/styles.xml><?xml version="1.0" encoding="utf-8"?>
-<w:styles xmlns:mc="http://schemas.openxmlformats.org/markup-compatibility/2006" xmlns:r="http://schemas.openxmlformats.org/officeDocument/2006/relationships" xmlns:w="http://schemas.openxmlformats.org/wordprocessingml/2006/main" xmlns:w14="http://schemas.microsoft.com/office/word/2010/wordml" xmlns:w15="http://schemas.microsoft.com/office/word/2012/wordml" xmlns:w16cex="http://schemas.microsoft.com/office/word/2018/wordml/cex" xmlns:w16cid="http://schemas.microsoft.com/office/word/2016/wordml/cid" xmlns:w16="http://schemas.microsoft.com/office/word/2018/wordml" xmlns:w16du="http://schemas.microsoft.com/office/word/2023/wordml/word16du" xmlns:w16sdtdh="http://schemas.microsoft.com/office/word/2020/wordml/sdtdatahash" xmlns:w16sdtfl="http://schemas.microsoft.com/office/word/2024/wordml/sdtformatlock" xmlns:w16se="http://schemas.microsoft.com/office/word/2015/wordml/symex" mc:Ignorable="w14 w15 w16se w16cid w16 w16cex w16sdtdh w16sdtfl w16du">
+<w:styles xmlns:mc="http://schemas.openxmlformats.org/markup-compatibility/2006" xmlns:r="http://schemas.openxmlformats.org/officeDocument/2006/relationships" xmlns:w="http://schemas.openxmlformats.org/wordprocessingml/2006/main" xmlns:w14="http://schemas.microsoft.com/office/word/2010/wordml" xmlns:w15="http://schemas.microsoft.com/office/word/2012/wordml" xmlns:w16cex="http://schemas.microsoft.com/office/word/2018/wordml/cex" xmlns:w16cid="http://schemas.microsoft.com/office/word/2016/wordml/cid" xmlns:w16="http://schemas.microsoft.com/office/word/2018/wordml" xmlns:w16se="http://schemas.microsoft.com/office/word/2015/wordml/symex" mc:Ignorable="w14 w15 w16se w16cid w16 w16cex">
   <w:docDefaults>
     <w:rPrDefault>
       <w:rPr>
@@ -2569,15 +2734,15 @@
     <w:lsdException w:name="Unresolved Mention" w:semiHidden="1" w:unhideWhenUsed="1"/>
     <w:lsdException w:name="Smart Link" w:semiHidden="1" w:unhideWhenUsed="1"/>
   </w:latentStyles>
-  <w:style w:type="paragraph" w:default="1" w:styleId="a">
+  <w:style w:type="paragraph" w:default="1" w:styleId="Normal">
     <w:name w:val="Normal"/>
     <w:qFormat/>
   </w:style>
-  <w:style w:type="paragraph" w:styleId="1">
+  <w:style w:type="paragraph" w:styleId="Titre1">
     <w:name w:val="heading 1"/>
-    <w:basedOn w:val="a"/>
-    <w:next w:val="a"/>
-    <w:link w:val="1Char"/>
+    <w:basedOn w:val="Normal"/>
+    <w:next w:val="Normal"/>
+    <w:link w:val="Titre1Car"/>
     <w:uiPriority w:val="9"/>
     <w:qFormat/>
     <w:rsid w:val="00362E65"/>
@@ -2601,11 +2766,11 @@
       <w:szCs w:val="32"/>
     </w:rPr>
   </w:style>
-  <w:style w:type="paragraph" w:styleId="2">
+  <w:style w:type="paragraph" w:styleId="Titre2">
     <w:name w:val="heading 2"/>
-    <w:basedOn w:val="a"/>
-    <w:next w:val="a"/>
-    <w:link w:val="2Char"/>
+    <w:basedOn w:val="Normal"/>
+    <w:next w:val="Normal"/>
+    <w:link w:val="Titre2Car"/>
     <w:uiPriority w:val="9"/>
     <w:semiHidden/>
     <w:unhideWhenUsed/>
@@ -2629,11 +2794,11 @@
       <w:szCs w:val="26"/>
     </w:rPr>
   </w:style>
-  <w:style w:type="paragraph" w:styleId="3">
+  <w:style w:type="paragraph" w:styleId="Titre3">
     <w:name w:val="heading 3"/>
-    <w:basedOn w:val="a"/>
-    <w:next w:val="a"/>
-    <w:link w:val="3Char"/>
+    <w:basedOn w:val="Normal"/>
+    <w:next w:val="Normal"/>
+    <w:link w:val="Titre3Car"/>
     <w:uiPriority w:val="9"/>
     <w:semiHidden/>
     <w:unhideWhenUsed/>
@@ -2655,13 +2820,13 @@
       <w:bCs/>
     </w:rPr>
   </w:style>
-  <w:style w:type="character" w:default="1" w:styleId="a0">
+  <w:style w:type="character" w:default="1" w:styleId="Policepardfaut">
     <w:name w:val="Default Paragraph Font"/>
     <w:uiPriority w:val="1"/>
     <w:semiHidden/>
     <w:unhideWhenUsed/>
   </w:style>
-  <w:style w:type="table" w:default="1" w:styleId="a1">
+  <w:style w:type="table" w:default="1" w:styleId="TableauNormal">
     <w:name w:val="Normal Table"/>
     <w:uiPriority w:val="99"/>
     <w:semiHidden/>
@@ -2676,15 +2841,15 @@
       </w:tblCellMar>
     </w:tblPr>
   </w:style>
-  <w:style w:type="numbering" w:default="1" w:styleId="a2">
+  <w:style w:type="numbering" w:default="1" w:styleId="Aucuneliste">
     <w:name w:val="No List"/>
     <w:uiPriority w:val="99"/>
     <w:semiHidden/>
     <w:unhideWhenUsed/>
   </w:style>
-  <w:style w:type="character" w:customStyle="1" w:styleId="10">
-    <w:name w:val="굵은 텍스트1"/>
-    <w:basedOn w:val="a0"/>
+  <w:style w:type="character" w:customStyle="1" w:styleId="strong">
+    <w:name w:val="strong"/>
+    <w:basedOn w:val="Policepardfaut"/>
     <w:uiPriority w:val="1"/>
     <w:qFormat/>
     <w:rsid w:val="007B3E96"/>
@@ -2694,7 +2859,7 @@
   </w:style>
   <w:style w:type="paragraph" w:customStyle="1" w:styleId="centered">
     <w:name w:val="centered"/>
-    <w:basedOn w:val="a"/>
+    <w:basedOn w:val="Normal"/>
     <w:qFormat/>
     <w:rsid w:val="001D75AB"/>
     <w:pPr>
@@ -2703,7 +2868,7 @@
   </w:style>
   <w:style w:type="table" w:customStyle="1" w:styleId="tabletemplate">
     <w:name w:val="table_template"/>
-    <w:basedOn w:val="a1"/>
+    <w:basedOn w:val="TableauNormal"/>
     <w:uiPriority w:val="59"/>
     <w:rsid w:val="00F12158"/>
     <w:pPr>
@@ -2739,9 +2904,9 @@
       </w:tcPr>
     </w:tblStylePr>
   </w:style>
-  <w:style w:type="table" w:styleId="-2">
+  <w:style w:type="table" w:styleId="Listeclaire-Accent2">
     <w:name w:val="Light List Accent 2"/>
-    <w:basedOn w:val="a1"/>
+    <w:basedOn w:val="TableauNormal"/>
     <w:uiPriority w:val="61"/>
     <w:rsid w:val="00FC557F"/>
     <w:tblPr>
@@ -2821,10 +2986,10 @@
       </w:tcPr>
     </w:tblStylePr>
   </w:style>
-  <w:style w:type="character" w:customStyle="1" w:styleId="1Char">
-    <w:name w:val="제목 1 Char"/>
-    <w:basedOn w:val="a0"/>
-    <w:link w:val="1"/>
+  <w:style w:type="character" w:customStyle="1" w:styleId="Titre1Car">
+    <w:name w:val="Titre 1 Car"/>
+    <w:basedOn w:val="Policepardfaut"/>
+    <w:link w:val="Titre1"/>
     <w:uiPriority w:val="9"/>
     <w:rsid w:val="00362E65"/>
     <w:rPr>
@@ -2835,10 +3000,10 @@
       <w:szCs w:val="32"/>
     </w:rPr>
   </w:style>
-  <w:style w:type="character" w:customStyle="1" w:styleId="2Char">
-    <w:name w:val="제목 2 Char"/>
-    <w:basedOn w:val="a0"/>
-    <w:link w:val="2"/>
+  <w:style w:type="character" w:customStyle="1" w:styleId="Titre2Car">
+    <w:name w:val="Titre 2 Car"/>
+    <w:basedOn w:val="Policepardfaut"/>
+    <w:link w:val="Titre2"/>
     <w:uiPriority w:val="9"/>
     <w:semiHidden/>
     <w:rsid w:val="00362E65"/>
@@ -2850,10 +3015,10 @@
       <w:szCs w:val="26"/>
     </w:rPr>
   </w:style>
-  <w:style w:type="character" w:customStyle="1" w:styleId="3Char">
-    <w:name w:val="제목 3 Char"/>
-    <w:basedOn w:val="a0"/>
-    <w:link w:val="3"/>
+  <w:style w:type="character" w:customStyle="1" w:styleId="Titre3Car">
+    <w:name w:val="Titre 3 Car"/>
+    <w:basedOn w:val="Policepardfaut"/>
+    <w:link w:val="Titre3"/>
     <w:uiPriority w:val="9"/>
     <w:semiHidden/>
     <w:rsid w:val="00362E65"/>
@@ -2865,7 +3030,7 @@
   </w:style>
   <w:style w:type="paragraph" w:customStyle="1" w:styleId="ImageCaption">
     <w:name w:val="Image Caption"/>
-    <w:basedOn w:val="a"/>
+    <w:basedOn w:val="Normal"/>
     <w:qFormat/>
     <w:rsid w:val="00AE18EF"/>
     <w:pPr>
@@ -2882,9 +3047,9 @@
     <w:qFormat/>
     <w:rsid w:val="00AE18EF"/>
   </w:style>
-  <w:style w:type="table" w:styleId="a3">
+  <w:style w:type="table" w:styleId="Tableauprofessionnel">
     <w:name w:val="Table Professional"/>
-    <w:basedOn w:val="a1"/>
+    <w:basedOn w:val="TableauNormal"/>
     <w:uiPriority w:val="99"/>
     <w:semiHidden/>
     <w:unhideWhenUsed/>
@@ -2914,10 +3079,10 @@
       </w:tcPr>
     </w:tblStylePr>
   </w:style>
-  <w:style w:type="paragraph" w:styleId="11">
+  <w:style w:type="paragraph" w:styleId="TM1">
     <w:name w:val="toc 1"/>
-    <w:basedOn w:val="a"/>
-    <w:next w:val="a"/>
+    <w:basedOn w:val="Normal"/>
+    <w:next w:val="Normal"/>
     <w:autoRedefine/>
     <w:uiPriority w:val="39"/>
     <w:unhideWhenUsed/>
@@ -2926,10 +3091,10 @@
       <w:spacing w:after="100"/>
     </w:pPr>
   </w:style>
-  <w:style w:type="paragraph" w:styleId="20">
+  <w:style w:type="paragraph" w:styleId="TM2">
     <w:name w:val="toc 2"/>
-    <w:basedOn w:val="a"/>
-    <w:next w:val="a"/>
+    <w:basedOn w:val="Normal"/>
+    <w:next w:val="Normal"/>
     <w:autoRedefine/>
     <w:uiPriority w:val="39"/>
     <w:unhideWhenUsed/>
@@ -2939,10 +3104,10 @@
       <w:ind w:left="240"/>
     </w:pPr>
   </w:style>
-  <w:style w:type="paragraph" w:styleId="a4">
+  <w:style w:type="paragraph" w:styleId="Textedebulles">
     <w:name w:val="Balloon Text"/>
-    <w:basedOn w:val="a"/>
-    <w:link w:val="Char"/>
+    <w:basedOn w:val="Normal"/>
+    <w:link w:val="TextedebullesCar"/>
     <w:uiPriority w:val="99"/>
     <w:semiHidden/>
     <w:unhideWhenUsed/>
@@ -2953,10 +3118,10 @@
       <w:szCs w:val="18"/>
     </w:rPr>
   </w:style>
-  <w:style w:type="character" w:customStyle="1" w:styleId="Char">
-    <w:name w:val="풍선 도움말 텍스트 Char"/>
-    <w:basedOn w:val="a0"/>
-    <w:link w:val="a4"/>
+  <w:style w:type="character" w:customStyle="1" w:styleId="TextedebullesCar">
+    <w:name w:val="Texte de bulles Car"/>
+    <w:basedOn w:val="Policepardfaut"/>
+    <w:link w:val="Textedebulles"/>
     <w:uiPriority w:val="99"/>
     <w:semiHidden/>
     <w:rsid w:val="00FB63E7"/>
@@ -2968,7 +3133,7 @@
   </w:style>
   <w:style w:type="character" w:customStyle="1" w:styleId="referenceid">
     <w:name w:val="reference_id"/>
-    <w:basedOn w:val="a0"/>
+    <w:basedOn w:val="Policepardfaut"/>
     <w:uiPriority w:val="1"/>
     <w:rsid w:val="00457CF1"/>
     <w:rPr>
@@ -2978,56 +3143,14 @@
   <w:style w:type="paragraph" w:customStyle="1" w:styleId="graphictitle">
     <w:name w:val="graphic title"/>
     <w:basedOn w:val="ImageCaption"/>
-    <w:next w:val="a"/>
+    <w:next w:val="Normal"/>
     <w:rsid w:val="0035500D"/>
   </w:style>
   <w:style w:type="paragraph" w:customStyle="1" w:styleId="tabletitle">
     <w:name w:val="table title"/>
     <w:basedOn w:val="TableCaption"/>
-    <w:next w:val="a"/>
+    <w:next w:val="Normal"/>
     <w:rsid w:val="00901463"/>
-  </w:style>
-  <w:style w:type="paragraph" w:styleId="a5">
-    <w:name w:val="header"/>
-    <w:basedOn w:val="a"/>
-    <w:link w:val="Char0"/>
-    <w:uiPriority w:val="99"/>
-    <w:unhideWhenUsed/>
-    <w:rsid w:val="00FA60EB"/>
-    <w:pPr>
-      <w:tabs>
-        <w:tab w:val="center" w:pos="4252"/>
-        <w:tab w:val="right" w:pos="8504"/>
-      </w:tabs>
-    </w:pPr>
-  </w:style>
-  <w:style w:type="character" w:customStyle="1" w:styleId="Char0">
-    <w:name w:val="머리글 Char"/>
-    <w:basedOn w:val="a0"/>
-    <w:link w:val="a5"/>
-    <w:uiPriority w:val="99"/>
-    <w:rsid w:val="00FA60EB"/>
-  </w:style>
-  <w:style w:type="paragraph" w:styleId="a6">
-    <w:name w:val="footer"/>
-    <w:basedOn w:val="a"/>
-    <w:link w:val="Char1"/>
-    <w:uiPriority w:val="99"/>
-    <w:unhideWhenUsed/>
-    <w:rsid w:val="00FA60EB"/>
-    <w:pPr>
-      <w:tabs>
-        <w:tab w:val="center" w:pos="4252"/>
-        <w:tab w:val="right" w:pos="8504"/>
-      </w:tabs>
-    </w:pPr>
-  </w:style>
-  <w:style w:type="character" w:customStyle="1" w:styleId="Char1">
-    <w:name w:val="바닥글 Char"/>
-    <w:basedOn w:val="a0"/>
-    <w:link w:val="a6"/>
-    <w:uiPriority w:val="99"/>
-    <w:rsid w:val="00FA60EB"/>
   </w:style>
 </w:styles>
 </file>
